--- a/docs/예산및전표관리_사용가이드.docx
+++ b/docs/예산및전표관리_사용가이드.docx
@@ -50,7 +50,7 @@
         <w:rPr>
           <w:rFonts w:ascii="Calibri" w:hAnsi="Calibri" w:eastAsia="맑은 고딕"/>
         </w:rPr>
-        <w:t xml:space="preserve">과 </w:t>
+        <w:t xml:space="preserve">, </w:t>
       </w:r>
       <w:r>
         <w:rPr>
@@ -58,6 +58,19 @@
           <w:b/>
         </w:rPr>
         <w:t>총무 예산 대비 초과(예상) 경고와 그 이유</w:t>
+      </w:r>
+      <w:r>
+        <w:rPr>
+          <w:rFonts w:ascii="Calibri" w:hAnsi="Calibri" w:eastAsia="맑은 고딕"/>
+        </w:rPr>
+        <w:t xml:space="preserve">, 증빙자료 보관, </w:t>
+      </w:r>
+      <w:r>
+        <w:rPr>
+          <w:rFonts w:ascii="Calibri" w:hAnsi="Calibri" w:eastAsia="맑은 고딕"/>
+          <w:b/>
+        </w:rPr>
+        <w:t>로컬 AI 도우미</w:t>
       </w:r>
       <w:r>
         <w:rPr>
@@ -174,7 +187,7 @@
       <w:r>
         <w:drawing>
           <wp:inline xmlns:a="http://schemas.openxmlformats.org/drawingml/2006/main" xmlns:pic="http://schemas.openxmlformats.org/drawingml/2006/picture">
-            <wp:extent cx="5760000" cy="4368000"/>
+            <wp:extent cx="5760000" cy="4292000"/>
             <wp:docPr id="1" name="Picture 1"/>
             <wp:cNvGraphicFramePr>
               <a:graphicFrameLocks noChangeAspect="1"/>
@@ -195,7 +208,7 @@
                   <pic:spPr>
                     <a:xfrm>
                       <a:off x="0" y="0"/>
-                      <a:ext cx="5760000" cy="4368000"/>
+                      <a:ext cx="5760000" cy="4292000"/>
                     </a:xfrm>
                     <a:prstGeom prst="rect"/>
                   </pic:spPr>
@@ -252,7 +265,26 @@
         <w:rPr>
           <w:rFonts w:ascii="Calibri" w:hAnsi="Calibri" w:eastAsia="맑은 고딕"/>
         </w:rPr>
-        <w:t>: 권한에 따라 다릅니다(관리자 9개, 사용자 5개). 업무(대시보드·총무 예산·전표 점검·검토·전기·부서별 비용·세금계산서 조회)와 관리자(홈택스 대사·기준정보·사용자 관리)로 나뉩니다.</w:t>
+        <w:t>: 권한에 따라 다릅니다(관리자 10개, 사용자 5개). 업무(대시보드·총무 예산·AI 도우미·전표 점검·검토·전기·부서별 비용·세금계산서 조회)와 관리자(홈택스 대사·기준정보·사용자 관리)로 나뉩니다.</w:t>
+      </w:r>
+    </w:p>
+    <w:p>
+      <w:pPr>
+        <w:pStyle w:val="ListBullet"/>
+        <w:spacing w:after="80"/>
+      </w:pPr>
+      <w:r>
+        <w:rPr>
+          <w:rFonts w:ascii="Calibri" w:hAnsi="Calibri" w:eastAsia="맑은 고딕"/>
+          <w:b/>
+        </w:rPr>
+        <w:t>사이드바 아래 AI 상태</w:t>
+      </w:r>
+      <w:r>
+        <w:rPr>
+          <w:rFonts w:ascii="Calibri" w:hAnsi="Calibri" w:eastAsia="맑은 고딕"/>
+        </w:rPr>
+        <w:t>: '로컬 AI 연결됨' 또는 '규칙 방식으로 동작'. AI가 없어도 모든 기능은 같은 화면으로 동작합니다.</w:t>
       </w:r>
     </w:p>
     <w:p>
@@ -305,7 +337,7 @@
         <w:rPr>
           <w:rFonts w:ascii="Calibri" w:hAnsi="Calibri" w:eastAsia="맑은 고딕"/>
         </w:rPr>
-        <w:t xml:space="preserve"> 오늘 할 일 확인 → 총무 예산 경고 → 작년 대비·달력 → 전표 점검(정기·비정기·연간) → 검토·전기 → 홈택스 대사 → 다른 사람 화면으로 바꿔 보기.</w:t>
+        <w:t xml:space="preserve"> 오늘 할 일 확인 → 총무 예산 경고 → 작년 대비·달력 → 전표 점검(정기·비정기·연간) → 검토·전기(증빙 첨부) → 홈택스 대사 → AI 도우미(브리핑·질문·문서 읽기·이상 신호) → 다른 사람 화면으로 바꿔 보기.</w:t>
       </w:r>
     </w:p>
     <w:p>
@@ -866,6 +898,69 @@
           </w:p>
         </w:tc>
       </w:tr>
+      <w:tr>
+        <w:tc>
+          <w:tcPr>
+            <w:tcW w:type="dxa" w:w="1928"/>
+          </w:tcPr>
+          <w:p>
+            <w:pPr>
+              <w:spacing w:after="40" w:line="276" w:lineRule="auto"/>
+            </w:pPr>
+            <w:r/>
+            <w:r>
+              <w:rPr>
+                <w:rFonts w:ascii="Segoe UI Emoji" w:hAnsi="Segoe UI Emoji" w:eastAsia="Segoe UI Emoji"/>
+                <w:sz w:val="20"/>
+              </w:rPr>
+              <w:t>🚨</w:t>
+            </w:r>
+            <w:r>
+              <w:rPr>
+                <w:rFonts w:ascii="Calibri" w:hAnsi="Calibri" w:eastAsia="맑은 고딕"/>
+                <w:sz w:val="20"/>
+              </w:rPr>
+              <w:t xml:space="preserve"> 이상 신호</w:t>
+            </w:r>
+          </w:p>
+        </w:tc>
+        <w:tc>
+          <w:tcPr>
+            <w:tcW w:type="dxa" w:w="2608"/>
+          </w:tcPr>
+          <w:p>
+            <w:pPr>
+              <w:spacing w:after="40" w:line="276" w:lineRule="auto"/>
+            </w:pPr>
+            <w:r/>
+            <w:r>
+              <w:rPr>
+                <w:rFonts w:ascii="Calibri" w:hAnsi="Calibri" w:eastAsia="맑은 고딕"/>
+                <w:sz w:val="20"/>
+              </w:rPr>
+              <w:t>AI 도우미 › 이상 신호</w:t>
+            </w:r>
+          </w:p>
+        </w:tc>
+        <w:tc>
+          <w:tcPr>
+            <w:tcW w:type="dxa" w:w="4535"/>
+          </w:tcPr>
+          <w:p>
+            <w:pPr>
+              <w:spacing w:after="40" w:line="276" w:lineRule="auto"/>
+            </w:pPr>
+            <w:r/>
+            <w:r>
+              <w:rPr>
+                <w:rFonts w:ascii="Calibri" w:hAnsi="Calibri" w:eastAsia="맑은 고딕"/>
+                <w:sz w:val="20"/>
+              </w:rPr>
+              <w:t>중복·분할 의심, 금액 급증, 신규 고액 거래 확인</w:t>
+            </w:r>
+          </w:p>
+        </w:tc>
+      </w:tr>
     </w:tbl>
     <w:p>
       <w:pPr>
@@ -1400,7 +1495,7 @@
       <w:r>
         <w:drawing>
           <wp:inline xmlns:a="http://schemas.openxmlformats.org/drawingml/2006/main" xmlns:pic="http://schemas.openxmlformats.org/drawingml/2006/picture">
-            <wp:extent cx="5760000" cy="1952000"/>
+            <wp:extent cx="5760000" cy="2104000"/>
             <wp:docPr id="4" name="Picture 4"/>
             <wp:cNvGraphicFramePr>
               <a:graphicFrameLocks noChangeAspect="1"/>
@@ -1421,7 +1516,7 @@
                   <pic:spPr>
                     <a:xfrm>
                       <a:off x="0" y="0"/>
-                      <a:ext cx="5760000" cy="1952000"/>
+                      <a:ext cx="5760000" cy="2104000"/>
                     </a:xfrm>
                     <a:prstGeom prst="rect"/>
                   </pic:spPr>
@@ -1479,7 +1574,7 @@
       <w:r>
         <w:drawing>
           <wp:inline xmlns:a="http://schemas.openxmlformats.org/drawingml/2006/main" xmlns:pic="http://schemas.openxmlformats.org/drawingml/2006/picture">
-            <wp:extent cx="5760000" cy="3620000"/>
+            <wp:extent cx="5760000" cy="3616000"/>
             <wp:docPr id="5" name="Picture 5"/>
             <wp:cNvGraphicFramePr>
               <a:graphicFrameLocks noChangeAspect="1"/>
@@ -1500,7 +1595,7 @@
                   <pic:spPr>
                     <a:xfrm>
                       <a:off x="0" y="0"/>
-                      <a:ext cx="5760000" cy="3620000"/>
+                      <a:ext cx="5760000" cy="3616000"/>
                     </a:xfrm>
                     <a:prstGeom prst="rect"/>
                   </pic:spPr>
@@ -2125,7 +2220,7 @@
       <w:r>
         <w:drawing>
           <wp:inline xmlns:a="http://schemas.openxmlformats.org/drawingml/2006/main" xmlns:pic="http://schemas.openxmlformats.org/drawingml/2006/picture">
-            <wp:extent cx="5760000" cy="3948000"/>
+            <wp:extent cx="5760000" cy="4144000"/>
             <wp:docPr id="8" name="Picture 8"/>
             <wp:cNvGraphicFramePr>
               <a:graphicFrameLocks noChangeAspect="1"/>
@@ -2146,7 +2241,7 @@
                   <pic:spPr>
                     <a:xfrm>
                       <a:off x="0" y="0"/>
-                      <a:ext cx="5760000" cy="3948000"/>
+                      <a:ext cx="5760000" cy="4144000"/>
                     </a:xfrm>
                     <a:prstGeom prst="rect"/>
                   </pic:spPr>
@@ -2602,7 +2697,7 @@
       <w:r>
         <w:drawing>
           <wp:inline xmlns:a="http://schemas.openxmlformats.org/drawingml/2006/main" xmlns:pic="http://schemas.openxmlformats.org/drawingml/2006/picture">
-            <wp:extent cx="5605536" cy="4500000"/>
+            <wp:extent cx="4390244" cy="4500000"/>
             <wp:docPr id="9" name="Picture 9"/>
             <wp:cNvGraphicFramePr>
               <a:graphicFrameLocks noChangeAspect="1"/>
@@ -2623,7 +2718,7 @@
                   <pic:spPr>
                     <a:xfrm>
                       <a:off x="0" y="0"/>
-                      <a:ext cx="5605536" cy="4500000"/>
+                      <a:ext cx="4390244" cy="4500000"/>
                     </a:xfrm>
                     <a:prstGeom prst="rect"/>
                   </pic:spPr>
@@ -2657,7 +2752,7 @@
       <w:r>
         <w:drawing>
           <wp:inline xmlns:a="http://schemas.openxmlformats.org/drawingml/2006/main" xmlns:pic="http://schemas.openxmlformats.org/drawingml/2006/picture">
-            <wp:extent cx="5217391" cy="4500000"/>
+            <wp:extent cx="3992606" cy="4500000"/>
             <wp:docPr id="10" name="Picture 10"/>
             <wp:cNvGraphicFramePr>
               <a:graphicFrameLocks noChangeAspect="1"/>
@@ -2678,7 +2773,7 @@
                   <pic:spPr>
                     <a:xfrm>
                       <a:off x="0" y="0"/>
-                      <a:ext cx="5217391" cy="4500000"/>
+                      <a:ext cx="3992606" cy="4500000"/>
                     </a:xfrm>
                     <a:prstGeom prst="rect"/>
                   </pic:spPr>
@@ -2705,6 +2800,61 @@
       </w:r>
     </w:p>
     <w:p>
+      <w:pPr>
+        <w:keepNext/>
+        <w:jc w:val="center"/>
+      </w:pPr>
+      <w:r>
+        <w:drawing>
+          <wp:inline xmlns:a="http://schemas.openxmlformats.org/drawingml/2006/main" xmlns:pic="http://schemas.openxmlformats.org/drawingml/2006/picture">
+            <wp:extent cx="4478231" cy="4500000"/>
+            <wp:docPr id="11" name="Picture 11"/>
+            <wp:cNvGraphicFramePr>
+              <a:graphicFrameLocks noChangeAspect="1"/>
+            </wp:cNvGraphicFramePr>
+            <a:graphic>
+              <a:graphicData uri="http://schemas.openxmlformats.org/drawingml/2006/picture">
+                <pic:pic>
+                  <pic:nvPicPr>
+                    <pic:cNvPr id="0" name="21_review_ai.png"/>
+                    <pic:cNvPicPr/>
+                  </pic:nvPicPr>
+                  <pic:blipFill>
+                    <a:blip r:embed="rId21"/>
+                    <a:stretch>
+                      <a:fillRect/>
+                    </a:stretch>
+                  </pic:blipFill>
+                  <pic:spPr>
+                    <a:xfrm>
+                      <a:off x="0" y="0"/>
+                      <a:ext cx="4478231" cy="4500000"/>
+                    </a:xfrm>
+                    <a:prstGeom prst="rect"/>
+                  </pic:spPr>
+                </pic:pic>
+              </a:graphicData>
+            </a:graphic>
+          </wp:inline>
+        </w:drawing>
+      </w:r>
+    </w:p>
+    <w:p>
+      <w:r>
+        <w:rPr>
+          <w:rFonts w:ascii="Calibri" w:hAnsi="Calibri" w:eastAsia="맑은 고딕"/>
+          <w:b/>
+        </w:rPr>
+        <w:t>그림 11. 검토 대기 건 — 계정·부서 추천과 증빙자료</w:t>
+      </w:r>
+      <w:r>
+        <w:rPr>
+          <w:rFonts w:ascii="Calibri" w:hAnsi="Calibri" w:eastAsia="맑은 고딕"/>
+        </w:rPr>
+        <w:t xml:space="preserve"> ① 추천 — 규칙이 없는 거래처는 로컬 AI(없으면 과거 비슷한 건)가 계정·부서를 고르고 근거와 신뢰도를 보여 줍니다. '다시 추천받기'로 다시 받을 수 있습니다. ② 추천한 계정·부서가 분개 표에 미리 채워집니다. 맞으면 그대로, 틀리면 고쳐서 전기합니다. ③ 증빙자료 — 견적서·계약서·거래명세서·검수 사진을 올립니다.</w:t>
+      </w:r>
+    </w:p>
+    <w:p>
       <w:r>
         <w:rPr>
           <w:rFonts w:ascii="Calibri" w:hAnsi="Calibri" w:eastAsia="맑은 고딕"/>
@@ -2718,6 +2868,339 @@
         </w:rPr>
         <w:t xml:space="preserve"> (차) 비용계정(부서·사용자별) + 부가세대급금 / (대) 공급업체. 비영업용 승용차 비용은 부가세 불공제로 비용에 포함하고, 수정세금계산서(마이너스)는 대변메모 전표로 만듭니다. '공급자 규칙으로 저장'을 체크하고 전기하면 다음부터 같은 공급자는 자동 분류됩니다.</w:t>
       </w:r>
+    </w:p>
+    <w:p>
+      <w:pPr>
+        <w:pStyle w:val="Heading3"/>
+      </w:pPr>
+      <w:r>
+        <w:t>증빙자료 (첨부파일)</w:t>
+      </w:r>
+    </w:p>
+    <w:p>
+      <w:r>
+        <w:rPr>
+          <w:rFonts w:ascii="Calibri" w:hAnsi="Calibri" w:eastAsia="맑은 고딕"/>
+        </w:rPr>
+        <w:t>전표마다 견적서·계약서·거래명세서·영수증·사진을 붙여 둡니다. 검토·전기 화면과 세금계산서 조회 화면에서 올리고, 전기한 뒤에도 붙이거나 받을 수 있습니다. 연간 항목(재산세 고지서 등)에도 같은 방식으로 붙입니다.</w:t>
+      </w:r>
+    </w:p>
+    <w:p>
+      <w:pPr>
+        <w:keepNext/>
+        <w:jc w:val="center"/>
+      </w:pPr>
+      <w:r>
+        <w:drawing>
+          <wp:inline xmlns:a="http://schemas.openxmlformats.org/drawingml/2006/main" xmlns:pic="http://schemas.openxmlformats.org/drawingml/2006/picture">
+            <wp:extent cx="5179856" cy="4500000"/>
+            <wp:docPr id="12" name="Picture 12"/>
+            <wp:cNvGraphicFramePr>
+              <a:graphicFrameLocks noChangeAspect="1"/>
+            </wp:cNvGraphicFramePr>
+            <a:graphic>
+              <a:graphicData uri="http://schemas.openxmlformats.org/drawingml/2006/picture">
+                <pic:pic>
+                  <pic:nvPicPr>
+                    <pic:cNvPr id="0" name="22_invoice_attach.png"/>
+                    <pic:cNvPicPr/>
+                  </pic:nvPicPr>
+                  <pic:blipFill>
+                    <a:blip r:embed="rId22"/>
+                    <a:stretch>
+                      <a:fillRect/>
+                    </a:stretch>
+                  </pic:blipFill>
+                  <pic:spPr>
+                    <a:xfrm>
+                      <a:off x="0" y="0"/>
+                      <a:ext cx="5179856" cy="4500000"/>
+                    </a:xfrm>
+                    <a:prstGeom prst="rect"/>
+                  </pic:spPr>
+                </pic:pic>
+              </a:graphicData>
+            </a:graphic>
+          </wp:inline>
+        </w:drawing>
+      </w:r>
+    </w:p>
+    <w:p>
+      <w:r>
+        <w:rPr>
+          <w:rFonts w:ascii="Calibri" w:hAnsi="Calibri" w:eastAsia="맑은 고딕"/>
+          <w:b/>
+        </w:rPr>
+        <w:t>그림 12. 세금계산서 조회 › 증빙자료</w:t>
+      </w:r>
+      <w:r>
+        <w:rPr>
+          <w:rFonts w:ascii="Calibri" w:hAnsi="Calibri" w:eastAsia="맑은 고딕"/>
+        </w:rPr>
+        <w:t xml:space="preserve"> ① '증빙 있는 건만' — 증빙이 붙은 전표만 봅니다. ② 목록의 </w:t>
+      </w:r>
+      <w:r>
+        <w:rPr>
+          <w:rFonts w:ascii="Segoe UI Emoji" w:hAnsi="Segoe UI Emoji" w:eastAsia="Segoe UI Emoji"/>
+        </w:rPr>
+        <w:t>📎</w:t>
+      </w:r>
+      <w:r>
+        <w:rPr>
+          <w:rFonts w:ascii="Calibri" w:hAnsi="Calibri" w:eastAsia="맑은 고딕"/>
+        </w:rPr>
+        <w:t xml:space="preserve"> 칸에 붙은 파일 수가 나옵니다. ③ 증빙 목록 — 받기·삭제, 올린 사람·시각·메모. ④ 미리보기 — 이미지와 PDF 첫 쪽을 화면에서 바로 봅니다.</w:t>
+      </w:r>
+    </w:p>
+    <w:tbl>
+      <w:tblPr>
+        <w:tblStyle w:val="TableGrid"/>
+        <w:tblW w:type="auto" w:w="0"/>
+        <w:jc w:val="center"/>
+        <w:tblLayout w:type="fixed"/>
+        <w:tblLook w:firstColumn="1" w:firstRow="1" w:lastColumn="0" w:lastRow="0" w:noHBand="0" w:noVBand="1" w:val="04A0"/>
+      </w:tblPr>
+      <w:tblGrid>
+        <w:gridCol w:w="4536"/>
+        <w:gridCol w:w="4536"/>
+      </w:tblGrid>
+      <w:tr>
+        <w:tc>
+          <w:tcPr>
+            <w:tcW w:type="dxa" w:w="2041"/>
+            <w:shd w:val="clear" w:color="auto" w:fill="F2F2F2"/>
+          </w:tcPr>
+          <w:p>
+            <w:pPr>
+              <w:spacing w:after="40" w:line="276" w:lineRule="auto"/>
+            </w:pPr>
+            <w:r/>
+            <w:r>
+              <w:rPr>
+                <w:rFonts w:ascii="Calibri" w:hAnsi="Calibri" w:eastAsia="맑은 고딕"/>
+                <w:b/>
+                <w:sz w:val="20"/>
+              </w:rPr>
+              <w:t>항목</w:t>
+            </w:r>
+          </w:p>
+        </w:tc>
+        <w:tc>
+          <w:tcPr>
+            <w:tcW w:type="dxa" w:w="7030"/>
+            <w:shd w:val="clear" w:color="auto" w:fill="F2F2F2"/>
+          </w:tcPr>
+          <w:p>
+            <w:pPr>
+              <w:spacing w:after="40" w:line="276" w:lineRule="auto"/>
+            </w:pPr>
+            <w:r/>
+            <w:r>
+              <w:rPr>
+                <w:rFonts w:ascii="Calibri" w:hAnsi="Calibri" w:eastAsia="맑은 고딕"/>
+                <w:b/>
+                <w:sz w:val="20"/>
+              </w:rPr>
+              <w:t>내용</w:t>
+            </w:r>
+          </w:p>
+        </w:tc>
+      </w:tr>
+      <w:tr>
+        <w:tc>
+          <w:tcPr>
+            <w:tcW w:type="dxa" w:w="2041"/>
+          </w:tcPr>
+          <w:p>
+            <w:pPr>
+              <w:spacing w:after="40" w:line="276" w:lineRule="auto"/>
+            </w:pPr>
+            <w:r/>
+            <w:r>
+              <w:rPr>
+                <w:rFonts w:ascii="Calibri" w:hAnsi="Calibri" w:eastAsia="맑은 고딕"/>
+                <w:sz w:val="20"/>
+              </w:rPr>
+              <w:t>올릴 수 있는 형식</w:t>
+            </w:r>
+          </w:p>
+        </w:tc>
+        <w:tc>
+          <w:tcPr>
+            <w:tcW w:type="dxa" w:w="7030"/>
+          </w:tcPr>
+          <w:p>
+            <w:pPr>
+              <w:spacing w:after="40" w:line="276" w:lineRule="auto"/>
+            </w:pPr>
+            <w:r/>
+            <w:r>
+              <w:rPr>
+                <w:rFonts w:ascii="Calibri" w:hAnsi="Calibri" w:eastAsia="맑은 고딕"/>
+                <w:sz w:val="20"/>
+              </w:rPr>
+              <w:t>PDF, JPG·PNG·WEBP·GIF, 엑셀(XLSX·XLS·CSV), 워드(DOCX), 한글(HWP·HWPX), TXT, XML, ZIP</w:t>
+            </w:r>
+          </w:p>
+        </w:tc>
+      </w:tr>
+      <w:tr>
+        <w:tc>
+          <w:tcPr>
+            <w:tcW w:type="dxa" w:w="2041"/>
+          </w:tcPr>
+          <w:p>
+            <w:pPr>
+              <w:spacing w:after="40" w:line="276" w:lineRule="auto"/>
+            </w:pPr>
+            <w:r/>
+            <w:r>
+              <w:rPr>
+                <w:rFonts w:ascii="Calibri" w:hAnsi="Calibri" w:eastAsia="맑은 고딕"/>
+                <w:sz w:val="20"/>
+              </w:rPr>
+              <w:t>크기</w:t>
+            </w:r>
+          </w:p>
+        </w:tc>
+        <w:tc>
+          <w:tcPr>
+            <w:tcW w:type="dxa" w:w="7030"/>
+          </w:tcPr>
+          <w:p>
+            <w:pPr>
+              <w:spacing w:after="40" w:line="276" w:lineRule="auto"/>
+            </w:pPr>
+            <w:r/>
+            <w:r>
+              <w:rPr>
+                <w:rFonts w:ascii="Calibri" w:hAnsi="Calibri" w:eastAsia="맑은 고딕"/>
+                <w:sz w:val="20"/>
+              </w:rPr>
+              <w:t>파일당 20MB</w:t>
+            </w:r>
+          </w:p>
+        </w:tc>
+      </w:tr>
+      <w:tr>
+        <w:tc>
+          <w:tcPr>
+            <w:tcW w:type="dxa" w:w="2041"/>
+          </w:tcPr>
+          <w:p>
+            <w:pPr>
+              <w:spacing w:after="40" w:line="276" w:lineRule="auto"/>
+            </w:pPr>
+            <w:r/>
+            <w:r>
+              <w:rPr>
+                <w:rFonts w:ascii="Calibri" w:hAnsi="Calibri" w:eastAsia="맑은 고딕"/>
+                <w:sz w:val="20"/>
+              </w:rPr>
+              <w:t>중복</w:t>
+            </w:r>
+          </w:p>
+        </w:tc>
+        <w:tc>
+          <w:tcPr>
+            <w:tcW w:type="dxa" w:w="7030"/>
+          </w:tcPr>
+          <w:p>
+            <w:pPr>
+              <w:spacing w:after="40" w:line="276" w:lineRule="auto"/>
+            </w:pPr>
+            <w:r/>
+            <w:r>
+              <w:rPr>
+                <w:rFonts w:ascii="Calibri" w:hAnsi="Calibri" w:eastAsia="맑은 고딕"/>
+                <w:sz w:val="20"/>
+              </w:rPr>
+              <w:t>같은 전표에 같은 내용의 파일은 한 번만 저장</w:t>
+            </w:r>
+          </w:p>
+        </w:tc>
+      </w:tr>
+      <w:tr>
+        <w:tc>
+          <w:tcPr>
+            <w:tcW w:type="dxa" w:w="2041"/>
+          </w:tcPr>
+          <w:p>
+            <w:pPr>
+              <w:spacing w:after="40" w:line="276" w:lineRule="auto"/>
+            </w:pPr>
+            <w:r/>
+            <w:r>
+              <w:rPr>
+                <w:rFonts w:ascii="Calibri" w:hAnsi="Calibri" w:eastAsia="맑은 고딕"/>
+                <w:sz w:val="20"/>
+              </w:rPr>
+              <w:t>권장</w:t>
+            </w:r>
+          </w:p>
+        </w:tc>
+        <w:tc>
+          <w:tcPr>
+            <w:tcW w:type="dxa" w:w="7030"/>
+          </w:tcPr>
+          <w:p>
+            <w:pPr>
+              <w:spacing w:after="40" w:line="276" w:lineRule="auto"/>
+            </w:pPr>
+            <w:r/>
+            <w:r>
+              <w:rPr>
+                <w:rFonts w:ascii="Calibri" w:hAnsi="Calibri" w:eastAsia="맑은 고딕"/>
+                <w:sz w:val="20"/>
+              </w:rPr>
+              <w:t>300만원 이상 건에 증빙이 없으면 화면에서 알려 줍니다(전기는 가능)</w:t>
+            </w:r>
+          </w:p>
+        </w:tc>
+      </w:tr>
+      <w:tr>
+        <w:tc>
+          <w:tcPr>
+            <w:tcW w:type="dxa" w:w="2041"/>
+          </w:tcPr>
+          <w:p>
+            <w:pPr>
+              <w:spacing w:after="40" w:line="276" w:lineRule="auto"/>
+            </w:pPr>
+            <w:r/>
+            <w:r>
+              <w:rPr>
+                <w:rFonts w:ascii="Calibri" w:hAnsi="Calibri" w:eastAsia="맑은 고딕"/>
+                <w:sz w:val="20"/>
+              </w:rPr>
+              <w:t>기록</w:t>
+            </w:r>
+          </w:p>
+        </w:tc>
+        <w:tc>
+          <w:tcPr>
+            <w:tcW w:type="dxa" w:w="7030"/>
+          </w:tcPr>
+          <w:p>
+            <w:pPr>
+              <w:spacing w:after="40" w:line="276" w:lineRule="auto"/>
+            </w:pPr>
+            <w:r/>
+            <w:r>
+              <w:rPr>
+                <w:rFonts w:ascii="Calibri" w:hAnsi="Calibri" w:eastAsia="맑은 고딕"/>
+                <w:sz w:val="20"/>
+              </w:rPr>
+              <w:t>올리기·삭제가 처리 이력에 남습니다. 원본 전자세금계산서 XML도 받을 수 있습니다</w:t>
+            </w:r>
+          </w:p>
+        </w:tc>
+      </w:tr>
+    </w:tbl>
+    <w:p>
+      <w:pPr>
+        <w:spacing w:after="0"/>
+      </w:pPr>
     </w:p>
     <w:p>
       <w:pPr>
@@ -2757,7 +3240,7 @@
         <w:drawing>
           <wp:inline xmlns:a="http://schemas.openxmlformats.org/drawingml/2006/main" xmlns:pic="http://schemas.openxmlformats.org/drawingml/2006/picture">
             <wp:extent cx="5760000" cy="3516000"/>
-            <wp:docPr id="11" name="Picture 11"/>
+            <wp:docPr id="13" name="Picture 13"/>
             <wp:cNvGraphicFramePr>
               <a:graphicFrameLocks noChangeAspect="1"/>
             </wp:cNvGraphicFramePr>
@@ -2769,7 +3252,7 @@
                     <pic:cNvPicPr/>
                   </pic:nvPicPr>
                   <pic:blipFill>
-                    <a:blip r:embed="rId21"/>
+                    <a:blip r:embed="rId23"/>
                     <a:stretch>
                       <a:fillRect/>
                     </a:stretch>
@@ -2794,7 +3277,7 @@
           <w:rFonts w:ascii="Calibri" w:hAnsi="Calibri" w:eastAsia="맑은 고딕"/>
           <w:b/>
         </w:rPr>
-        <w:t>그림 11. 홈택스 대사 › 엑셀 올리기</w:t>
+        <w:t>그림 13. 홈택스 대사 › 엑셀 올리기</w:t>
       </w:r>
       <w:r>
         <w:rPr>
@@ -3174,7 +3657,7 @@
         <w:drawing>
           <wp:inline xmlns:a="http://schemas.openxmlformats.org/drawingml/2006/main" xmlns:pic="http://schemas.openxmlformats.org/drawingml/2006/picture">
             <wp:extent cx="5760000" cy="2672000"/>
-            <wp:docPr id="12" name="Picture 12"/>
+            <wp:docPr id="14" name="Picture 14"/>
             <wp:cNvGraphicFramePr>
               <a:graphicFrameLocks noChangeAspect="1"/>
             </wp:cNvGraphicFramePr>
@@ -3186,7 +3669,7 @@
                     <pic:cNvPicPr/>
                   </pic:nvPicPr>
                   <pic:blipFill>
-                    <a:blip r:embed="rId22"/>
+                    <a:blip r:embed="rId24"/>
                     <a:stretch>
                       <a:fillRect/>
                     </a:stretch>
@@ -3211,7 +3694,7 @@
           <w:rFonts w:ascii="Calibri" w:hAnsi="Calibri" w:eastAsia="맑은 고딕"/>
           <w:b/>
         </w:rPr>
-        <w:t>그림 12. 부서별 비용(영업1팀)</w:t>
+        <w:t>그림 14. 부서별 비용(영업1팀)</w:t>
       </w:r>
       <w:r>
         <w:rPr>
@@ -3229,7 +3712,7 @@
         <w:drawing>
           <wp:inline xmlns:a="http://schemas.openxmlformats.org/drawingml/2006/main" xmlns:pic="http://schemas.openxmlformats.org/drawingml/2006/picture">
             <wp:extent cx="5050663" cy="4500000"/>
-            <wp:docPr id="13" name="Picture 13"/>
+            <wp:docPr id="15" name="Picture 15"/>
             <wp:cNvGraphicFramePr>
               <a:graphicFrameLocks noChangeAspect="1"/>
             </wp:cNvGraphicFramePr>
@@ -3241,7 +3724,7 @@
                     <pic:cNvPicPr/>
                   </pic:nvPicPr>
                   <pic:blipFill>
-                    <a:blip r:embed="rId23"/>
+                    <a:blip r:embed="rId25"/>
                     <a:stretch>
                       <a:fillRect/>
                     </a:stretch>
@@ -3266,13 +3749,746 @@
           <w:rFonts w:ascii="Calibri" w:hAnsi="Calibri" w:eastAsia="맑은 고딕"/>
           <w:b/>
         </w:rPr>
-        <w:t>그림 13. 세금계산서 조회</w:t>
+        <w:t>그림 15. 세금계산서 조회</w:t>
       </w:r>
       <w:r>
         <w:rPr>
           <w:rFonts w:ascii="Calibri" w:hAnsi="Calibri" w:eastAsia="맑은 고딕"/>
         </w:rPr>
         <w:t xml:space="preserve"> ① 월별 전체 목록 — 행을 고르면 오른쪽에 상세. ② SAP 전표 내용(BAPI_ACC_DOCUMENT_POST 형식: 공급업체·비용·부가세 라인)과 처리 이력.</w:t>
+      </w:r>
+    </w:p>
+    <w:p>
+      <w:pPr>
+        <w:pStyle w:val="Heading2"/>
+      </w:pPr>
+      <w:r>
+        <w:t>8단계. AI 도우미 (로컬 AI)</w:t>
+      </w:r>
+    </w:p>
+    <w:p>
+      <w:r>
+        <w:rPr>
+          <w:rFonts w:ascii="Segoe UI Emoji" w:hAnsi="Segoe UI Emoji" w:eastAsia="Segoe UI Emoji"/>
+        </w:rPr>
+        <w:t>🤖</w:t>
+      </w:r>
+      <w:r>
+        <w:rPr>
+          <w:rFonts w:ascii="Calibri" w:hAnsi="Calibri" w:eastAsia="맑은 고딕"/>
+        </w:rPr>
+        <w:t xml:space="preserve"> </w:t>
+      </w:r>
+      <w:r>
+        <w:rPr>
+          <w:rFonts w:ascii="Calibri" w:hAnsi="Calibri" w:eastAsia="맑은 고딕"/>
+          <w:b/>
+        </w:rPr>
+        <w:t>AI 도우미</w:t>
+      </w:r>
+      <w:r>
+        <w:rPr>
+          <w:rFonts w:ascii="Calibri" w:hAnsi="Calibri" w:eastAsia="맑은 고딕"/>
+        </w:rPr>
+        <w:t xml:space="preserve">(관리자)는 회사 데이터가 밖으로 나가지 않도록 </w:t>
+      </w:r>
+      <w:r>
+        <w:rPr>
+          <w:rFonts w:ascii="Calibri" w:hAnsi="Calibri" w:eastAsia="맑은 고딕"/>
+          <w:b/>
+        </w:rPr>
+        <w:t>내 PC의 로컬 AI(Ollama)</w:t>
+      </w:r>
+      <w:r>
+        <w:rPr>
+          <w:rFonts w:ascii="Calibri" w:hAnsi="Calibri" w:eastAsia="맑은 고딕"/>
+        </w:rPr>
+        <w:t xml:space="preserve">만 씁니다. 금액 계산·분개·전기·예산 예측은 지금처럼 프로그램이 하고, AI는 </w:t>
+      </w:r>
+      <w:r>
+        <w:rPr>
+          <w:rFonts w:ascii="Calibri" w:hAnsi="Calibri" w:eastAsia="맑은 고딕"/>
+          <w:b/>
+        </w:rPr>
+        <w:t>판단과 문장</w:t>
+      </w:r>
+      <w:r>
+        <w:rPr>
+          <w:rFonts w:ascii="Calibri" w:hAnsi="Calibri" w:eastAsia="맑은 고딕"/>
+        </w:rPr>
+        <w:t xml:space="preserve">만 맡습니다. AI가 없거나 실패하면 </w:t>
+      </w:r>
+      <w:r>
+        <w:rPr>
+          <w:rFonts w:ascii="Calibri" w:hAnsi="Calibri" w:eastAsia="맑은 고딕"/>
+          <w:b/>
+        </w:rPr>
+        <w:t>규칙·과거 기록 방식</w:t>
+      </w:r>
+      <w:r>
+        <w:rPr>
+          <w:rFonts w:ascii="Calibri" w:hAnsi="Calibri" w:eastAsia="맑은 고딕"/>
+        </w:rPr>
+        <w:t>으로 자동으로 바뀌어 화면과 기능은 같습니다.</w:t>
+      </w:r>
+    </w:p>
+    <w:tbl>
+      <w:tblPr>
+        <w:tblStyle w:val="TableGrid"/>
+        <w:tblW w:type="auto" w:w="0"/>
+        <w:jc w:val="center"/>
+        <w:tblLayout w:type="fixed"/>
+        <w:tblLook w:firstColumn="1" w:firstRow="1" w:lastColumn="0" w:lastRow="0" w:noHBand="0" w:noVBand="1" w:val="04A0"/>
+      </w:tblPr>
+      <w:tblGrid>
+        <w:gridCol w:w="3024"/>
+        <w:gridCol w:w="3024"/>
+        <w:gridCol w:w="3024"/>
+      </w:tblGrid>
+      <w:tr>
+        <w:tc>
+          <w:tcPr>
+            <w:tcW w:type="dxa" w:w="1814"/>
+            <w:shd w:val="clear" w:color="auto" w:fill="F2F2F2"/>
+          </w:tcPr>
+          <w:p>
+            <w:pPr>
+              <w:spacing w:after="40" w:line="276" w:lineRule="auto"/>
+            </w:pPr>
+            <w:r/>
+            <w:r>
+              <w:rPr>
+                <w:rFonts w:ascii="Calibri" w:hAnsi="Calibri" w:eastAsia="맑은 고딕"/>
+                <w:b/>
+                <w:sz w:val="20"/>
+              </w:rPr>
+              <w:t>기능</w:t>
+            </w:r>
+          </w:p>
+        </w:tc>
+        <w:tc>
+          <w:tcPr>
+            <w:tcW w:type="dxa" w:w="4082"/>
+            <w:shd w:val="clear" w:color="auto" w:fill="F2F2F2"/>
+          </w:tcPr>
+          <w:p>
+            <w:pPr>
+              <w:spacing w:after="40" w:line="276" w:lineRule="auto"/>
+            </w:pPr>
+            <w:r/>
+            <w:r>
+              <w:rPr>
+                <w:rFonts w:ascii="Calibri" w:hAnsi="Calibri" w:eastAsia="맑은 고딕"/>
+                <w:b/>
+                <w:sz w:val="20"/>
+              </w:rPr>
+              <w:t>AI가 하는 일</w:t>
+            </w:r>
+          </w:p>
+        </w:tc>
+        <w:tc>
+          <w:tcPr>
+            <w:tcW w:type="dxa" w:w="3175"/>
+            <w:shd w:val="clear" w:color="auto" w:fill="F2F2F2"/>
+          </w:tcPr>
+          <w:p>
+            <w:pPr>
+              <w:spacing w:after="40" w:line="276" w:lineRule="auto"/>
+            </w:pPr>
+            <w:r/>
+            <w:r>
+              <w:rPr>
+                <w:rFonts w:ascii="Calibri" w:hAnsi="Calibri" w:eastAsia="맑은 고딕"/>
+                <w:b/>
+                <w:sz w:val="20"/>
+              </w:rPr>
+              <w:t>AI가 없을 때</w:t>
+            </w:r>
+          </w:p>
+        </w:tc>
+      </w:tr>
+      <w:tr>
+        <w:tc>
+          <w:tcPr>
+            <w:tcW w:type="dxa" w:w="1814"/>
+          </w:tcPr>
+          <w:p>
+            <w:pPr>
+              <w:spacing w:after="40" w:line="276" w:lineRule="auto"/>
+            </w:pPr>
+            <w:r/>
+            <w:r>
+              <w:rPr>
+                <w:rFonts w:ascii="Calibri" w:hAnsi="Calibri" w:eastAsia="맑은 고딕"/>
+                <w:sz w:val="20"/>
+              </w:rPr>
+              <w:t>계정·부서 추천</w:t>
+            </w:r>
+          </w:p>
+        </w:tc>
+        <w:tc>
+          <w:tcPr>
+            <w:tcW w:type="dxa" w:w="4082"/>
+          </w:tcPr>
+          <w:p>
+            <w:pPr>
+              <w:spacing w:after="40" w:line="276" w:lineRule="auto"/>
+            </w:pPr>
+            <w:r/>
+            <w:r>
+              <w:rPr>
+                <w:rFonts w:ascii="Calibri" w:hAnsi="Calibri" w:eastAsia="맑은 고딕"/>
+                <w:sz w:val="20"/>
+              </w:rPr>
+              <w:t>과거 처리 사례와 계정 목록을 보고 고르고 이유를 씀</w:t>
+            </w:r>
+          </w:p>
+        </w:tc>
+        <w:tc>
+          <w:tcPr>
+            <w:tcW w:type="dxa" w:w="3175"/>
+          </w:tcPr>
+          <w:p>
+            <w:pPr>
+              <w:spacing w:after="40" w:line="276" w:lineRule="auto"/>
+            </w:pPr>
+            <w:r/>
+            <w:r>
+              <w:rPr>
+                <w:rFonts w:ascii="Calibri" w:hAnsi="Calibri" w:eastAsia="맑은 고딕"/>
+                <w:sz w:val="20"/>
+              </w:rPr>
+              <w:t>비슷한 과거 건 다수결</w:t>
+            </w:r>
+          </w:p>
+        </w:tc>
+      </w:tr>
+      <w:tr>
+        <w:tc>
+          <w:tcPr>
+            <w:tcW w:type="dxa" w:w="1814"/>
+          </w:tcPr>
+          <w:p>
+            <w:pPr>
+              <w:spacing w:after="40" w:line="276" w:lineRule="auto"/>
+            </w:pPr>
+            <w:r/>
+            <w:r>
+              <w:rPr>
+                <w:rFonts w:ascii="Calibri" w:hAnsi="Calibri" w:eastAsia="맑은 고딕"/>
+                <w:sz w:val="20"/>
+              </w:rPr>
+              <w:t>총무 브리핑</w:t>
+            </w:r>
+          </w:p>
+        </w:tc>
+        <w:tc>
+          <w:tcPr>
+            <w:tcW w:type="dxa" w:w="4082"/>
+          </w:tcPr>
+          <w:p>
+            <w:pPr>
+              <w:spacing w:after="40" w:line="276" w:lineRule="auto"/>
+            </w:pPr>
+            <w:r/>
+            <w:r>
+              <w:rPr>
+                <w:rFonts w:ascii="Calibri" w:hAnsi="Calibri" w:eastAsia="맑은 고딕"/>
+                <w:sz w:val="20"/>
+              </w:rPr>
+              <w:t>계산된 숫자만으로 팀장 보고 문장 작성</w:t>
+            </w:r>
+          </w:p>
+        </w:tc>
+        <w:tc>
+          <w:tcPr>
+            <w:tcW w:type="dxa" w:w="3175"/>
+          </w:tcPr>
+          <w:p>
+            <w:pPr>
+              <w:spacing w:after="40" w:line="276" w:lineRule="auto"/>
+            </w:pPr>
+            <w:r/>
+            <w:r>
+              <w:rPr>
+                <w:rFonts w:ascii="Calibri" w:hAnsi="Calibri" w:eastAsia="맑은 고딕"/>
+                <w:sz w:val="20"/>
+              </w:rPr>
+              <w:t>정해진 문장 틀</w:t>
+            </w:r>
+          </w:p>
+        </w:tc>
+      </w:tr>
+      <w:tr>
+        <w:tc>
+          <w:tcPr>
+            <w:tcW w:type="dxa" w:w="1814"/>
+          </w:tcPr>
+          <w:p>
+            <w:pPr>
+              <w:spacing w:after="40" w:line="276" w:lineRule="auto"/>
+            </w:pPr>
+            <w:r/>
+            <w:r>
+              <w:rPr>
+                <w:rFonts w:ascii="Calibri" w:hAnsi="Calibri" w:eastAsia="맑은 고딕"/>
+                <w:sz w:val="20"/>
+              </w:rPr>
+              <w:t>질문하기</w:t>
+            </w:r>
+          </w:p>
+        </w:tc>
+        <w:tc>
+          <w:tcPr>
+            <w:tcW w:type="dxa" w:w="4082"/>
+          </w:tcPr>
+          <w:p>
+            <w:pPr>
+              <w:spacing w:after="40" w:line="276" w:lineRule="auto"/>
+            </w:pPr>
+            <w:r/>
+            <w:r>
+              <w:rPr>
+                <w:rFonts w:ascii="Calibri" w:hAnsi="Calibri" w:eastAsia="맑은 고딕"/>
+                <w:sz w:val="20"/>
+              </w:rPr>
+              <w:t>정해 둔 조회 기능 중 하나를 고르고 그 결과로만 답함</w:t>
+            </w:r>
+          </w:p>
+        </w:tc>
+        <w:tc>
+          <w:tcPr>
+            <w:tcW w:type="dxa" w:w="3175"/>
+          </w:tcPr>
+          <w:p>
+            <w:pPr>
+              <w:spacing w:after="40" w:line="276" w:lineRule="auto"/>
+            </w:pPr>
+            <w:r/>
+            <w:r>
+              <w:rPr>
+                <w:rFonts w:ascii="Calibri" w:hAnsi="Calibri" w:eastAsia="맑은 고딕"/>
+                <w:sz w:val="20"/>
+              </w:rPr>
+              <w:t>키워드로 조회 기능 선택</w:t>
+            </w:r>
+          </w:p>
+        </w:tc>
+      </w:tr>
+      <w:tr>
+        <w:tc>
+          <w:tcPr>
+            <w:tcW w:type="dxa" w:w="1814"/>
+          </w:tcPr>
+          <w:p>
+            <w:pPr>
+              <w:spacing w:after="40" w:line="276" w:lineRule="auto"/>
+            </w:pPr>
+            <w:r/>
+            <w:r>
+              <w:rPr>
+                <w:rFonts w:ascii="Calibri" w:hAnsi="Calibri" w:eastAsia="맑은 고딕"/>
+                <w:sz w:val="20"/>
+              </w:rPr>
+              <w:t>문서 읽기</w:t>
+            </w:r>
+          </w:p>
+        </w:tc>
+        <w:tc>
+          <w:tcPr>
+            <w:tcW w:type="dxa" w:w="4082"/>
+          </w:tcPr>
+          <w:p>
+            <w:pPr>
+              <w:spacing w:after="40" w:line="276" w:lineRule="auto"/>
+            </w:pPr>
+            <w:r/>
+            <w:r>
+              <w:rPr>
+                <w:rFonts w:ascii="Calibri" w:hAnsi="Calibri" w:eastAsia="맑은 고딕"/>
+                <w:sz w:val="20"/>
+              </w:rPr>
+              <w:t>고지서·청구서 이미지에서 금액·기한·항목 추출</w:t>
+            </w:r>
+          </w:p>
+        </w:tc>
+        <w:tc>
+          <w:tcPr>
+            <w:tcW w:type="dxa" w:w="3175"/>
+          </w:tcPr>
+          <w:p>
+            <w:pPr>
+              <w:spacing w:after="40" w:line="276" w:lineRule="auto"/>
+            </w:pPr>
+            <w:r/>
+            <w:r>
+              <w:rPr>
+                <w:rFonts w:ascii="Calibri" w:hAnsi="Calibri" w:eastAsia="맑은 고딕"/>
+                <w:sz w:val="20"/>
+              </w:rPr>
+              <w:t>PDF 글자에서 규칙으로 추출</w:t>
+            </w:r>
+          </w:p>
+        </w:tc>
+      </w:tr>
+      <w:tr>
+        <w:tc>
+          <w:tcPr>
+            <w:tcW w:type="dxa" w:w="1814"/>
+          </w:tcPr>
+          <w:p>
+            <w:pPr>
+              <w:spacing w:after="40" w:line="276" w:lineRule="auto"/>
+            </w:pPr>
+            <w:r/>
+            <w:r>
+              <w:rPr>
+                <w:rFonts w:ascii="Calibri" w:hAnsi="Calibri" w:eastAsia="맑은 고딕"/>
+                <w:sz w:val="20"/>
+              </w:rPr>
+              <w:t>이상 신호</w:t>
+            </w:r>
+          </w:p>
+        </w:tc>
+        <w:tc>
+          <w:tcPr>
+            <w:tcW w:type="dxa" w:w="4082"/>
+          </w:tcPr>
+          <w:p>
+            <w:pPr>
+              <w:spacing w:after="40" w:line="276" w:lineRule="auto"/>
+            </w:pPr>
+            <w:r/>
+            <w:r>
+              <w:rPr>
+                <w:rFonts w:ascii="Calibri" w:hAnsi="Calibri" w:eastAsia="맑은 고딕"/>
+                <w:sz w:val="20"/>
+              </w:rPr>
+              <w:t>—</w:t>
+            </w:r>
+          </w:p>
+        </w:tc>
+        <w:tc>
+          <w:tcPr>
+            <w:tcW w:type="dxa" w:w="3175"/>
+          </w:tcPr>
+          <w:p>
+            <w:pPr>
+              <w:spacing w:after="40" w:line="276" w:lineRule="auto"/>
+            </w:pPr>
+            <w:r/>
+            <w:r>
+              <w:rPr>
+                <w:rFonts w:ascii="Calibri" w:hAnsi="Calibri" w:eastAsia="맑은 고딕"/>
+                <w:sz w:val="20"/>
+              </w:rPr>
+              <w:t>규칙으로 탐지하고 이유를 문장으로</w:t>
+            </w:r>
+          </w:p>
+        </w:tc>
+      </w:tr>
+    </w:tbl>
+    <w:p>
+      <w:pPr>
+        <w:spacing w:after="0"/>
+      </w:pPr>
+    </w:p>
+    <w:p>
+      <w:pPr>
+        <w:keepNext/>
+        <w:jc w:val="center"/>
+      </w:pPr>
+      <w:r>
+        <w:drawing>
+          <wp:inline xmlns:a="http://schemas.openxmlformats.org/drawingml/2006/main" xmlns:pic="http://schemas.openxmlformats.org/drawingml/2006/picture">
+            <wp:extent cx="5760000" cy="2908000"/>
+            <wp:docPr id="16" name="Picture 16"/>
+            <wp:cNvGraphicFramePr>
+              <a:graphicFrameLocks noChangeAspect="1"/>
+            </wp:cNvGraphicFramePr>
+            <a:graphic>
+              <a:graphicData uri="http://schemas.openxmlformats.org/drawingml/2006/picture">
+                <pic:pic>
+                  <pic:nvPicPr>
+                    <pic:cNvPr id="0" name="16_ai_briefing.png"/>
+                    <pic:cNvPicPr/>
+                  </pic:nvPicPr>
+                  <pic:blipFill>
+                    <a:blip r:embed="rId26"/>
+                    <a:stretch>
+                      <a:fillRect/>
+                    </a:stretch>
+                  </pic:blipFill>
+                  <pic:spPr>
+                    <a:xfrm>
+                      <a:off x="0" y="0"/>
+                      <a:ext cx="5760000" cy="2908000"/>
+                    </a:xfrm>
+                    <a:prstGeom prst="rect"/>
+                  </pic:spPr>
+                </pic:pic>
+              </a:graphicData>
+            </a:graphic>
+          </wp:inline>
+        </w:drawing>
+      </w:r>
+    </w:p>
+    <w:p>
+      <w:r>
+        <w:rPr>
+          <w:rFonts w:ascii="Calibri" w:hAnsi="Calibri" w:eastAsia="맑은 고딕"/>
+          <w:b/>
+        </w:rPr>
+        <w:t>그림 16. AI 도우미 › 총무 브리핑</w:t>
+      </w:r>
+      <w:r>
+        <w:rPr>
+          <w:rFonts w:ascii="Calibri" w:hAnsi="Calibri" w:eastAsia="맑은 고딕"/>
+        </w:rPr>
+        <w:t xml:space="preserve"> ① AI 상태(로컬 AI 연결됨 / 규칙 방식). ② 기능 전환(총무 브리핑·질문하기·문서 읽기·이상 신호·추천 정확도). ③ 브리핑 만들기. ④ 예산·초과 이유·작년 대비·확인할 일을 모은 브리핑 — 텍스트로 받아 보고에 씁니다.</w:t>
+      </w:r>
+    </w:p>
+    <w:p>
+      <w:pPr>
+        <w:keepNext/>
+        <w:jc w:val="center"/>
+      </w:pPr>
+      <w:r>
+        <w:drawing>
+          <wp:inline xmlns:a="http://schemas.openxmlformats.org/drawingml/2006/main" xmlns:pic="http://schemas.openxmlformats.org/drawingml/2006/picture">
+            <wp:extent cx="5760000" cy="3204000"/>
+            <wp:docPr id="17" name="Picture 17"/>
+            <wp:cNvGraphicFramePr>
+              <a:graphicFrameLocks noChangeAspect="1"/>
+            </wp:cNvGraphicFramePr>
+            <a:graphic>
+              <a:graphicData uri="http://schemas.openxmlformats.org/drawingml/2006/picture">
+                <pic:pic>
+                  <pic:nvPicPr>
+                    <pic:cNvPr id="0" name="17_ai_qa.png"/>
+                    <pic:cNvPicPr/>
+                  </pic:nvPicPr>
+                  <pic:blipFill>
+                    <a:blip r:embed="rId27"/>
+                    <a:stretch>
+                      <a:fillRect/>
+                    </a:stretch>
+                  </pic:blipFill>
+                  <pic:spPr>
+                    <a:xfrm>
+                      <a:off x="0" y="0"/>
+                      <a:ext cx="5760000" cy="3204000"/>
+                    </a:xfrm>
+                    <a:prstGeom prst="rect"/>
+                  </pic:spPr>
+                </pic:pic>
+              </a:graphicData>
+            </a:graphic>
+          </wp:inline>
+        </w:drawing>
+      </w:r>
+    </w:p>
+    <w:p>
+      <w:r>
+        <w:rPr>
+          <w:rFonts w:ascii="Calibri" w:hAnsi="Calibri" w:eastAsia="맑은 고딕"/>
+          <w:b/>
+        </w:rPr>
+        <w:t>그림 17. AI 도우미 › 질문하기</w:t>
+      </w:r>
+      <w:r>
+        <w:rPr>
+          <w:rFonts w:ascii="Calibri" w:hAnsi="Calibri" w:eastAsia="맑은 고딕"/>
+        </w:rPr>
+        <w:t xml:space="preserve"> ① 예시 질문 — 눌러서 바로 물어볼 수 있습니다. ② 질문 입력과 '물어보기'. ③ 답과 근거(사용한 조회 기능) — 프로그램이 계산한 숫자로만 답합니다.</w:t>
+      </w:r>
+    </w:p>
+    <w:p>
+      <w:r>
+        <w:rPr>
+          <w:rFonts w:ascii="Calibri" w:hAnsi="Calibri" w:eastAsia="맑은 고딕"/>
+        </w:rPr>
+        <w:t>질문 예: “이번 달 차량유지비 왜 초과했어?”, “올해 누적으로 늘어난 거”, “7월 재산세 처리했어?”, “정기 전표 중에 아직 안 들어온 거”. ‘지난달’, ‘7월’처럼 말하면 그 달로 찾습니다.</w:t>
+      </w:r>
+    </w:p>
+    <w:p>
+      <w:pPr>
+        <w:keepNext/>
+        <w:jc w:val="center"/>
+      </w:pPr>
+      <w:r>
+        <w:drawing>
+          <wp:inline xmlns:a="http://schemas.openxmlformats.org/drawingml/2006/main" xmlns:pic="http://schemas.openxmlformats.org/drawingml/2006/picture">
+            <wp:extent cx="5760000" cy="3332000"/>
+            <wp:docPr id="18" name="Picture 18"/>
+            <wp:cNvGraphicFramePr>
+              <a:graphicFrameLocks noChangeAspect="1"/>
+            </wp:cNvGraphicFramePr>
+            <a:graphic>
+              <a:graphicData uri="http://schemas.openxmlformats.org/drawingml/2006/picture">
+                <pic:pic>
+                  <pic:nvPicPr>
+                    <pic:cNvPr id="0" name="18_ai_docread.png"/>
+                    <pic:cNvPicPr/>
+                  </pic:nvPicPr>
+                  <pic:blipFill>
+                    <a:blip r:embed="rId28"/>
+                    <a:stretch>
+                      <a:fillRect/>
+                    </a:stretch>
+                  </pic:blipFill>
+                  <pic:spPr>
+                    <a:xfrm>
+                      <a:off x="0" y="0"/>
+                      <a:ext cx="5760000" cy="3332000"/>
+                    </a:xfrm>
+                    <a:prstGeom prst="rect"/>
+                  </pic:spPr>
+                </pic:pic>
+              </a:graphicData>
+            </a:graphic>
+          </wp:inline>
+        </w:drawing>
+      </w:r>
+    </w:p>
+    <w:p>
+      <w:r>
+        <w:rPr>
+          <w:rFonts w:ascii="Calibri" w:hAnsi="Calibri" w:eastAsia="맑은 고딕"/>
+          <w:b/>
+        </w:rPr>
+        <w:t>그림 18. AI 도우미 › 문서 읽기</w:t>
+      </w:r>
+      <w:r>
+        <w:rPr>
+          <w:rFonts w:ascii="Calibri" w:hAnsi="Calibri" w:eastAsia="맑은 고딕"/>
+        </w:rPr>
+        <w:t xml:space="preserve"> ① 고지서·청구서(PDF·사진) 올리기. ② 읽은 방식(로컬 AI / PDF 글자 규칙). ③ 연간 항목·금액·기한을 확인·수정하고 저장 — 처리 완료로 체크되고 원본 문서가 증빙으로 붙습니다.</w:t>
+      </w:r>
+    </w:p>
+    <w:p>
+      <w:pPr>
+        <w:keepNext/>
+        <w:jc w:val="center"/>
+      </w:pPr>
+      <w:r>
+        <w:drawing>
+          <wp:inline xmlns:a="http://schemas.openxmlformats.org/drawingml/2006/main" xmlns:pic="http://schemas.openxmlformats.org/drawingml/2006/picture">
+            <wp:extent cx="5760000" cy="4360000"/>
+            <wp:docPr id="19" name="Picture 19"/>
+            <wp:cNvGraphicFramePr>
+              <a:graphicFrameLocks noChangeAspect="1"/>
+            </wp:cNvGraphicFramePr>
+            <a:graphic>
+              <a:graphicData uri="http://schemas.openxmlformats.org/drawingml/2006/picture">
+                <pic:pic>
+                  <pic:nvPicPr>
+                    <pic:cNvPr id="0" name="19_ai_anomaly.png"/>
+                    <pic:cNvPicPr/>
+                  </pic:nvPicPr>
+                  <pic:blipFill>
+                    <a:blip r:embed="rId29"/>
+                    <a:stretch>
+                      <a:fillRect/>
+                    </a:stretch>
+                  </pic:blipFill>
+                  <pic:spPr>
+                    <a:xfrm>
+                      <a:off x="0" y="0"/>
+                      <a:ext cx="5760000" cy="4360000"/>
+                    </a:xfrm>
+                    <a:prstGeom prst="rect"/>
+                  </pic:spPr>
+                </pic:pic>
+              </a:graphicData>
+            </a:graphic>
+          </wp:inline>
+        </w:drawing>
+      </w:r>
+    </w:p>
+    <w:p>
+      <w:r>
+        <w:rPr>
+          <w:rFonts w:ascii="Calibri" w:hAnsi="Calibri" w:eastAsia="맑은 고딕"/>
+          <w:b/>
+        </w:rPr>
+        <w:t>그림 19. AI 도우미 › 이상 신호</w:t>
+      </w:r>
+      <w:r>
+        <w:rPr>
+          <w:rFonts w:ascii="Calibri" w:hAnsi="Calibri" w:eastAsia="맑은 고딕"/>
+        </w:rPr>
+        <w:t xml:space="preserve"> ① 분할 의심 — 같은 품목을 3일 안에 나눠 받아 300만원 결재 기준을 피했는지. ② 중복 의심 — 같은 품목·같은 금액이 30일 안에 또 들어왔는지. ③ 찾는 기준(금액 급증·신규 고액 포함).</w:t>
+      </w:r>
+    </w:p>
+    <w:p>
+      <w:pPr>
+        <w:keepNext/>
+        <w:jc w:val="center"/>
+      </w:pPr>
+      <w:r>
+        <w:drawing>
+          <wp:inline xmlns:a="http://schemas.openxmlformats.org/drawingml/2006/main" xmlns:pic="http://schemas.openxmlformats.org/drawingml/2006/picture">
+            <wp:extent cx="5760000" cy="3324000"/>
+            <wp:docPr id="20" name="Picture 20"/>
+            <wp:cNvGraphicFramePr>
+              <a:graphicFrameLocks noChangeAspect="1"/>
+            </wp:cNvGraphicFramePr>
+            <a:graphic>
+              <a:graphicData uri="http://schemas.openxmlformats.org/drawingml/2006/picture">
+                <pic:pic>
+                  <pic:nvPicPr>
+                    <pic:cNvPr id="0" name="20_ai_accuracy.png"/>
+                    <pic:cNvPicPr/>
+                  </pic:nvPicPr>
+                  <pic:blipFill>
+                    <a:blip r:embed="rId30"/>
+                    <a:stretch>
+                      <a:fillRect/>
+                    </a:stretch>
+                  </pic:blipFill>
+                  <pic:spPr>
+                    <a:xfrm>
+                      <a:off x="0" y="0"/>
+                      <a:ext cx="5760000" cy="3324000"/>
+                    </a:xfrm>
+                    <a:prstGeom prst="rect"/>
+                  </pic:spPr>
+                </pic:pic>
+              </a:graphicData>
+            </a:graphic>
+          </wp:inline>
+        </w:drawing>
+      </w:r>
+    </w:p>
+    <w:p>
+      <w:r>
+        <w:rPr>
+          <w:rFonts w:ascii="Calibri" w:hAnsi="Calibri" w:eastAsia="맑은 고딕"/>
+          <w:b/>
+        </w:rPr>
+        <w:t>그림 20. AI 도우미 › 추천 정확도</w:t>
+      </w:r>
+      <w:r>
+        <w:rPr>
+          <w:rFonts w:ascii="Calibri" w:hAnsi="Calibri" w:eastAsia="맑은 고딕"/>
+        </w:rPr>
+        <w:t xml:space="preserve"> ① 추천 후 전기된 건·그대로 전기된 건·정확도. ② 건마다 추천 방식(로컬 AI·과거 기록), 추천 계정, 최종 계정, 결과(그대로/수정됨), 근거.</w:t>
+      </w:r>
+    </w:p>
+    <w:p>
+      <w:r>
+        <w:rPr>
+          <w:rFonts w:ascii="Calibri" w:hAnsi="Calibri" w:eastAsia="맑은 고딕"/>
+          <w:b/>
+        </w:rPr>
+        <w:t>로컬 AI 켜기.</w:t>
+      </w:r>
+      <w:r>
+        <w:rPr>
+          <w:rFonts w:ascii="Calibri" w:hAnsi="Calibri" w:eastAsia="맑은 고딕"/>
+        </w:rPr>
+        <w:t xml:space="preserve"> https://ollama.com 에서 Ollama를 설치하고 `ollama pull qwen2.5vl:3b`(약 3.2GB, 글·이미지 모두)로 모델을 받은 뒤 AI 도우미의 '연결 다시 확인'을 누릅니다. 모델을 불러올 메모리가 부족하면 실패하고 10분간 규칙 방식으로 동작합니다. 공개 데모 서버에는 AI가 없어 규칙 방식으로 동작합니다.</w:t>
       </w:r>
     </w:p>
     <w:p>
@@ -3438,7 +4654,7 @@
                 <w:rFonts w:ascii="Calibri" w:hAnsi="Calibri" w:eastAsia="맑은 고딕"/>
                 <w:sz w:val="20"/>
               </w:rPr>
-              <w:t>예산·경고 확인, 전표 점검, 승인·SAP 전기, 홈택스 대사, 기준정보·사용자 관리</w:t>
+              <w:t>예산·경고 확인, AI 도우미, 전표 점검, 승인·SAP 전기, 홈택스 대사, 기준정보·사용자 관리</w:t>
             </w:r>
           </w:p>
         </w:tc>
@@ -3456,7 +4672,7 @@
                 <w:rFonts w:ascii="Calibri" w:hAnsi="Calibri" w:eastAsia="맑은 고딕"/>
                 <w:sz w:val="20"/>
               </w:rPr>
-              <w:t>9</w:t>
+              <w:t>10</w:t>
             </w:r>
           </w:p>
         </w:tc>
@@ -3624,7 +4840,7 @@
         <w:drawing>
           <wp:inline xmlns:a="http://schemas.openxmlformats.org/drawingml/2006/main" xmlns:pic="http://schemas.openxmlformats.org/drawingml/2006/picture">
             <wp:extent cx="5760000" cy="2608000"/>
-            <wp:docPr id="14" name="Picture 14"/>
+            <wp:docPr id="21" name="Picture 21"/>
             <wp:cNvGraphicFramePr>
               <a:graphicFrameLocks noChangeAspect="1"/>
             </wp:cNvGraphicFramePr>
@@ -3636,7 +4852,7 @@
                     <pic:cNvPicPr/>
                   </pic:nvPicPr>
                   <pic:blipFill>
-                    <a:blip r:embed="rId24"/>
+                    <a:blip r:embed="rId31"/>
                     <a:stretch>
                       <a:fillRect/>
                     </a:stretch>
@@ -3661,7 +4877,7 @@
           <w:rFonts w:ascii="Calibri" w:hAnsi="Calibri" w:eastAsia="맑은 고딕"/>
           <w:b/>
         </w:rPr>
-        <w:t>그림 14. 사용자 화면(홍길동 · 영업1팀)</w:t>
+        <w:t>그림 21. 사용자 화면(홍길동 · 영업1팀)</w:t>
       </w:r>
       <w:r>
         <w:rPr>
@@ -3708,7 +4924,7 @@
         <w:drawing>
           <wp:inline xmlns:a="http://schemas.openxmlformats.org/drawingml/2006/main" xmlns:pic="http://schemas.openxmlformats.org/drawingml/2006/picture">
             <wp:extent cx="5760000" cy="2712000"/>
-            <wp:docPr id="15" name="Picture 15"/>
+            <wp:docPr id="22" name="Picture 22"/>
             <wp:cNvGraphicFramePr>
               <a:graphicFrameLocks noChangeAspect="1"/>
             </wp:cNvGraphicFramePr>
@@ -3720,7 +4936,7 @@
                     <pic:cNvPicPr/>
                   </pic:nvPicPr>
                   <pic:blipFill>
-                    <a:blip r:embed="rId25"/>
+                    <a:blip r:embed="rId32"/>
                     <a:stretch>
                       <a:fillRect/>
                     </a:stretch>
@@ -3745,7 +4961,7 @@
           <w:rFonts w:ascii="Calibri" w:hAnsi="Calibri" w:eastAsia="맑은 고딕"/>
           <w:b/>
         </w:rPr>
-        <w:t>그림 15. 기준정보 › 계정</w:t>
+        <w:t>그림 22. 기준정보 › 계정</w:t>
       </w:r>
       <w:r>
         <w:rPr>
@@ -4271,6 +5487,82 @@
                 <w:rFonts w:ascii="Calibri" w:hAnsi="Calibri" w:eastAsia="맑은 고딕"/>
                 <w:sz w:val="20"/>
               </w:rPr>
+              <w:t>AI 상태가 '규칙 방식'</w:t>
+            </w:r>
+          </w:p>
+        </w:tc>
+        <w:tc>
+          <w:tcPr>
+            <w:tcW w:type="dxa" w:w="6236"/>
+          </w:tcPr>
+          <w:p>
+            <w:pPr>
+              <w:spacing w:after="40" w:line="276" w:lineRule="auto"/>
+            </w:pPr>
+            <w:r/>
+            <w:r>
+              <w:rPr>
+                <w:rFonts w:ascii="Calibri" w:hAnsi="Calibri" w:eastAsia="맑은 고딕"/>
+                <w:sz w:val="20"/>
+              </w:rPr>
+              <w:t>Ollama가 꺼져 있거나 메모리가 부족합니다. 기능은 규칙 방식으로 같습니다. 켠 뒤 '연결 다시 확인'.</w:t>
+            </w:r>
+          </w:p>
+        </w:tc>
+      </w:tr>
+      <w:tr>
+        <w:tc>
+          <w:tcPr>
+            <w:tcW w:type="dxa" w:w="2835"/>
+          </w:tcPr>
+          <w:p>
+            <w:pPr>
+              <w:spacing w:after="40" w:line="276" w:lineRule="auto"/>
+            </w:pPr>
+            <w:r/>
+            <w:r>
+              <w:rPr>
+                <w:rFonts w:ascii="Calibri" w:hAnsi="Calibri" w:eastAsia="맑은 고딕"/>
+                <w:sz w:val="20"/>
+              </w:rPr>
+              <w:t>증빙 파일이 안 보임</w:t>
+            </w:r>
+          </w:p>
+        </w:tc>
+        <w:tc>
+          <w:tcPr>
+            <w:tcW w:type="dxa" w:w="6236"/>
+          </w:tcPr>
+          <w:p>
+            <w:pPr>
+              <w:spacing w:after="40" w:line="276" w:lineRule="auto"/>
+            </w:pPr>
+            <w:r/>
+            <w:r>
+              <w:rPr>
+                <w:rFonts w:ascii="Calibri" w:hAnsi="Calibri" w:eastAsia="맑은 고딕"/>
+                <w:sz w:val="20"/>
+              </w:rPr>
+              <w:t>공개 데모는 서버가 다시 시작되면 올린 파일이 지워집니다(예시 증빙은 다시 만들어짐).</w:t>
+            </w:r>
+          </w:p>
+        </w:tc>
+      </w:tr>
+      <w:tr>
+        <w:tc>
+          <w:tcPr>
+            <w:tcW w:type="dxa" w:w="2835"/>
+          </w:tcPr>
+          <w:p>
+            <w:pPr>
+              <w:spacing w:after="40" w:line="276" w:lineRule="auto"/>
+            </w:pPr>
+            <w:r/>
+            <w:r>
+              <w:rPr>
+                <w:rFonts w:ascii="Calibri" w:hAnsi="Calibri" w:eastAsia="맑은 고딕"/>
+                <w:sz w:val="20"/>
+              </w:rPr>
               <w:t>홈택스 엑셀을 못 읽음</w:t>
             </w:r>
           </w:p>
@@ -4376,6 +5668,30 @@
       </w:r>
     </w:p>
     <w:p>
+      <w:pPr>
+        <w:pStyle w:val="ListBullet"/>
+        <w:spacing w:after="80"/>
+      </w:pPr>
+      <w:r>
+        <w:rPr>
+          <w:rFonts w:ascii="Calibri" w:hAnsi="Calibri" w:eastAsia="맑은 고딕"/>
+        </w:rPr>
+        <w:t>AI의 추천·문장은 참고용입니다. 확정은 사람이 전기 버튼으로 하고, 숫자는 프로그램 계산값만 씁니다.</w:t>
+      </w:r>
+    </w:p>
+    <w:p>
+      <w:pPr>
+        <w:pStyle w:val="ListBullet"/>
+        <w:spacing w:after="80"/>
+      </w:pPr>
+      <w:r>
+        <w:rPr>
+          <w:rFonts w:ascii="Calibri" w:hAnsi="Calibri" w:eastAsia="맑은 고딕"/>
+        </w:rPr>
+        <w:t>증빙자료는 이 프로그램 안에 보관합니다. 실제 운영에서는 SAP GOS 첨부나 사내 문서 서버로 옮기는 것을 권장합니다.</w:t>
+      </w:r>
+    </w:p>
+    <w:p>
       <w:r>
         <w:rPr>
           <w:rFonts w:ascii="Calibri" w:hAnsi="Calibri" w:eastAsia="맑은 고딕"/>
@@ -4387,7 +5703,7 @@
         <w:rPr>
           <w:rFonts w:ascii="Calibri" w:hAnsi="Calibri" w:eastAsia="맑은 고딕"/>
         </w:rPr>
-        <w:t xml:space="preserve"> 세금계산서 1,695건(2025-01~2026-10, 월 70~80건, 2025년 공급가액 약 121.7억원)과 정기 전표 19종·연간 항목 10종의 예시 데이터로 모든 화면을 확인했고, 파싱·분류·전기·예산 예측·홈택스 대사·권한·연간 항목을 확인하는 자동 테스트 26개와 2개 역할 × 전체 메뉴 화면 점검을 갖추고 있습니다.</w:t>
+        <w:t xml:space="preserve"> 세금계산서 1,715건(2025-01~2026-10, 월 70~80건, 2025년 공급가액 약 121.7억원)과 정기 전표 19종·연간 항목 10종의 예시 데이터로 모든 화면을 확인했고, 파싱·분류·전기·예산 예측·홈택스 대사·권한·연간 항목·AI 도우미(AI 있음/없음 모두)·증빙자료를 확인하는 자동 테스트 36개와 2개 역할 × 전체 메뉴 화면 점검을 갖추고 있습니다.</w:t>
       </w:r>
     </w:p>
     <w:p>
@@ -4402,7 +5718,7 @@
         <w:rPr>
           <w:rFonts w:ascii="Calibri" w:hAnsi="Calibri" w:eastAsia="맑은 고딕"/>
         </w:rPr>
-        <w:t xml:space="preserve"> Python, Streamlit 화면(클릭 카드·달력은 Custom Components v2), SQLite 저장소, pandas, 국세청 표준 전자세금계산서 XML 파서, openpyxl·xlrd·lxml(홈택스 엑셀), 팝빌 SDK(선택, 홈택스 API), SAP BAPI 전표 생성(모의/pyrfc), pytest(자동 테스트), Playwright(가이드 화면 캡처), Streamlit Community Cloud 배포.</w:t>
+        <w:t xml:space="preserve"> Python, Streamlit 화면(클릭 카드·달력은 Custom Components v2), SQLite 저장소, pandas, 국세청 표준 전자세금계산서 XML 파서, openpyxl·xlrd·lxml(홈택스 엑셀), 팝빌 SDK(선택, 홈택스 API), SAP BAPI 전표 생성(모의/pyrfc), Ollama 로컬 AI(qwen2.5vl, 구조화 JSON 출력), pypdfium2(PDF 글자·미리보기), pytest(자동 테스트), Playwright(가이드 화면 캡처), Streamlit Community Cloud 배포.</w:t>
       </w:r>
     </w:p>
     <w:sectPr>

--- a/docs/예산및전표관리_사용가이드.docx
+++ b/docs/예산및전표관리_사용가이드.docx
@@ -71,6 +71,19 @@
           <w:b/>
         </w:rPr>
         <w:t>로컬 AI 도우미</w:t>
+      </w:r>
+      <w:r>
+        <w:rPr>
+          <w:rFonts w:ascii="Calibri" w:hAnsi="Calibri" w:eastAsia="맑은 고딕"/>
+        </w:rPr>
+        <w:t xml:space="preserve">, </w:t>
+      </w:r>
+      <w:r>
+        <w:rPr>
+          <w:rFonts w:ascii="Calibri" w:hAnsi="Calibri" w:eastAsia="맑은 고딕"/>
+          <w:b/>
+        </w:rPr>
+        <w:t>상급자 보고용 PDF 보고서</w:t>
       </w:r>
       <w:r>
         <w:rPr>
@@ -265,7 +278,7 @@
         <w:rPr>
           <w:rFonts w:ascii="Calibri" w:hAnsi="Calibri" w:eastAsia="맑은 고딕"/>
         </w:rPr>
-        <w:t>: 권한에 따라 다릅니다(관리자 10개, 사용자 5개). 업무(대시보드·총무 예산·AI 도우미·전표 점검·검토·전기·부서별 비용·세금계산서 조회)와 관리자(홈택스 대사·기준정보·사용자 관리)로 나뉩니다.</w:t>
+        <w:t>: 권한에 따라 다릅니다(관리자 11개, 사용자 5개). 업무(대시보드·총무 예산·AI 도우미·보고서·전표 점검·검토·전기·부서별 비용·세금계산서 조회)와 관리자(홈택스 대사·기준정보·사용자 관리)로 나뉩니다.</w:t>
       </w:r>
     </w:p>
     <w:p>
@@ -337,7 +350,7 @@
         <w:rPr>
           <w:rFonts w:ascii="Calibri" w:hAnsi="Calibri" w:eastAsia="맑은 고딕"/>
         </w:rPr>
-        <w:t xml:space="preserve"> 오늘 할 일 확인 → 총무 예산 경고 → 작년 대비·달력 → 전표 점검(정기·비정기·연간) → 검토·전기(증빙 첨부) → 홈택스 대사 → AI 도우미(브리핑·질문·문서 읽기·이상 신호) → 다른 사람 화면으로 바꿔 보기.</w:t>
+        <w:t xml:space="preserve"> 오늘 할 일 확인 → 총무 예산 경고 → 작년 대비·달력 → 전표 점검(정기·비정기·연간) → 검토·전기(증빙 첨부) → 홈택스 대사 → AI 도우미(브리핑·질문·문서 읽기·이상 신호) → 보고서(PDF) → 다른 사람 화면으로 바꿔 보기.</w:t>
       </w:r>
     </w:p>
     <w:p>
@@ -3832,6 +3845,227 @@
         <w:t>으로 자동으로 바뀌어 화면과 기능은 같습니다.</w:t>
       </w:r>
     </w:p>
+    <w:p>
+      <w:r>
+        <w:rPr>
+          <w:rFonts w:ascii="Calibri" w:hAnsi="Calibri" w:eastAsia="맑은 고딕"/>
+          <w:b/>
+        </w:rPr>
+        <w:t>데이터 보안 정책 — 로컬 AI가 아니면 연동하지 않습니다.</w:t>
+      </w:r>
+      <w:r>
+        <w:rPr>
+          <w:rFonts w:ascii="Calibri" w:hAnsi="Calibri" w:eastAsia="맑은 고딕"/>
+        </w:rPr>
+        <w:t xml:space="preserve"> AI에 넘기는 공급자·금액·계정·부서는 회사 재무 데이터라서 외부로 나가면 안 됩니다. 흔히 쓰는 방법은 아래 두 가지이며, ②도 위험을 줄일 수는 있지만 데이터가 회사 밖 서버로 나가는 것은 같으므로 이 프로그램은 </w:t>
+      </w:r>
+      <w:r>
+        <w:rPr>
+          <w:rFonts w:ascii="Calibri" w:hAnsi="Calibri" w:eastAsia="맑은 고딕"/>
+          <w:b/>
+        </w:rPr>
+        <w:t>①만</w:t>
+      </w:r>
+      <w:r>
+        <w:rPr>
+          <w:rFonts w:ascii="Calibri" w:hAnsi="Calibri" w:eastAsia="맑은 고딕"/>
+        </w:rPr>
+        <w:t xml:space="preserve"> 씁니다. 설정에 외부 주소를 넣어도 연결하지 않고(localhost·사내망 주소만 허용) 규칙 방식으로 동작합니다.</w:t>
+      </w:r>
+    </w:p>
+    <w:tbl>
+      <w:tblPr>
+        <w:tblStyle w:val="TableGrid"/>
+        <w:tblW w:type="auto" w:w="0"/>
+        <w:jc w:val="center"/>
+        <w:tblLayout w:type="fixed"/>
+        <w:tblLook w:firstColumn="1" w:firstRow="1" w:lastColumn="0" w:lastRow="0" w:noHBand="0" w:noVBand="1" w:val="04A0"/>
+      </w:tblPr>
+      <w:tblGrid>
+        <w:gridCol w:w="3024"/>
+        <w:gridCol w:w="3024"/>
+        <w:gridCol w:w="3024"/>
+      </w:tblGrid>
+      <w:tr>
+        <w:tc>
+          <w:tcPr>
+            <w:tcW w:type="dxa" w:w="1701"/>
+            <w:shd w:val="clear" w:color="auto" w:fill="F2F2F2"/>
+          </w:tcPr>
+          <w:p>
+            <w:pPr>
+              <w:spacing w:after="40" w:line="276" w:lineRule="auto"/>
+            </w:pPr>
+            <w:r/>
+            <w:r>
+              <w:rPr>
+                <w:rFonts w:ascii="Calibri" w:hAnsi="Calibri" w:eastAsia="맑은 고딕"/>
+                <w:b/>
+                <w:sz w:val="20"/>
+              </w:rPr>
+              <w:t>방법</w:t>
+            </w:r>
+          </w:p>
+        </w:tc>
+        <w:tc>
+          <w:tcPr>
+            <w:tcW w:type="dxa" w:w="5669"/>
+            <w:shd w:val="clear" w:color="auto" w:fill="F2F2F2"/>
+          </w:tcPr>
+          <w:p>
+            <w:pPr>
+              <w:spacing w:after="40" w:line="276" w:lineRule="auto"/>
+            </w:pPr>
+            <w:r/>
+            <w:r>
+              <w:rPr>
+                <w:rFonts w:ascii="Calibri" w:hAnsi="Calibri" w:eastAsia="맑은 고딕"/>
+                <w:b/>
+                <w:sz w:val="20"/>
+              </w:rPr>
+              <w:t>내용</w:t>
+            </w:r>
+          </w:p>
+        </w:tc>
+        <w:tc>
+          <w:tcPr>
+            <w:tcW w:type="dxa" w:w="1701"/>
+            <w:shd w:val="clear" w:color="auto" w:fill="F2F2F2"/>
+          </w:tcPr>
+          <w:p>
+            <w:pPr>
+              <w:spacing w:after="40" w:line="276" w:lineRule="auto"/>
+            </w:pPr>
+            <w:r/>
+            <w:r>
+              <w:rPr>
+                <w:rFonts w:ascii="Calibri" w:hAnsi="Calibri" w:eastAsia="맑은 고딕"/>
+                <w:b/>
+                <w:sz w:val="20"/>
+              </w:rPr>
+              <w:t>이 프로그램</w:t>
+            </w:r>
+          </w:p>
+        </w:tc>
+      </w:tr>
+      <w:tr>
+        <w:tc>
+          <w:tcPr>
+            <w:tcW w:type="dxa" w:w="1701"/>
+          </w:tcPr>
+          <w:p>
+            <w:pPr>
+              <w:spacing w:after="40" w:line="276" w:lineRule="auto"/>
+            </w:pPr>
+            <w:r/>
+            <w:r>
+              <w:rPr>
+                <w:rFonts w:ascii="Calibri" w:hAnsi="Calibri" w:eastAsia="맑은 고딕"/>
+                <w:sz w:val="20"/>
+              </w:rPr>
+              <w:t>① 로컬 모델</w:t>
+            </w:r>
+          </w:p>
+        </w:tc>
+        <w:tc>
+          <w:tcPr>
+            <w:tcW w:type="dxa" w:w="5669"/>
+          </w:tcPr>
+          <w:p>
+            <w:pPr>
+              <w:spacing w:after="40" w:line="276" w:lineRule="auto"/>
+            </w:pPr>
+            <w:r/>
+            <w:r>
+              <w:rPr>
+                <w:rFonts w:ascii="Calibri" w:hAnsi="Calibri" w:eastAsia="맑은 고딕"/>
+                <w:sz w:val="20"/>
+              </w:rPr>
+              <w:t>사내 PC·사내 서버에서 돌리는 모델 (자산관리 AI처럼 Ollama)</w:t>
+            </w:r>
+          </w:p>
+        </w:tc>
+        <w:tc>
+          <w:tcPr>
+            <w:tcW w:type="dxa" w:w="1701"/>
+          </w:tcPr>
+          <w:p>
+            <w:pPr>
+              <w:spacing w:after="40" w:line="276" w:lineRule="auto"/>
+            </w:pPr>
+            <w:r/>
+            <w:r>
+              <w:rPr>
+                <w:rFonts w:ascii="Calibri" w:hAnsi="Calibri" w:eastAsia="맑은 고딕"/>
+                <w:sz w:val="20"/>
+              </w:rPr>
+              <w:t>사용</w:t>
+            </w:r>
+          </w:p>
+        </w:tc>
+      </w:tr>
+      <w:tr>
+        <w:tc>
+          <w:tcPr>
+            <w:tcW w:type="dxa" w:w="1701"/>
+          </w:tcPr>
+          <w:p>
+            <w:pPr>
+              <w:spacing w:after="40" w:line="276" w:lineRule="auto"/>
+            </w:pPr>
+            <w:r/>
+            <w:r>
+              <w:rPr>
+                <w:rFonts w:ascii="Calibri" w:hAnsi="Calibri" w:eastAsia="맑은 고딕"/>
+                <w:sz w:val="20"/>
+              </w:rPr>
+              <w:t>② 기업용 API</w:t>
+            </w:r>
+          </w:p>
+        </w:tc>
+        <w:tc>
+          <w:tcPr>
+            <w:tcW w:type="dxa" w:w="5669"/>
+          </w:tcPr>
+          <w:p>
+            <w:pPr>
+              <w:spacing w:after="40" w:line="276" w:lineRule="auto"/>
+            </w:pPr>
+            <w:r/>
+            <w:r>
+              <w:rPr>
+                <w:rFonts w:ascii="Calibri" w:hAnsi="Calibri" w:eastAsia="맑은 고딕"/>
+                <w:sz w:val="20"/>
+              </w:rPr>
+              <w:t>데이터를 학습에 쓰지 않는 기업용 클라우드 API + 사업자번호 등은 가리고 전송</w:t>
+            </w:r>
+          </w:p>
+        </w:tc>
+        <w:tc>
+          <w:tcPr>
+            <w:tcW w:type="dxa" w:w="1701"/>
+          </w:tcPr>
+          <w:p>
+            <w:pPr>
+              <w:spacing w:after="40" w:line="276" w:lineRule="auto"/>
+            </w:pPr>
+            <w:r/>
+            <w:r>
+              <w:rPr>
+                <w:rFonts w:ascii="Calibri" w:hAnsi="Calibri" w:eastAsia="맑은 고딕"/>
+                <w:sz w:val="20"/>
+              </w:rPr>
+              <w:t>사용 안 함</w:t>
+            </w:r>
+          </w:p>
+        </w:tc>
+      </w:tr>
+    </w:tbl>
+    <w:p>
+      <w:pPr>
+        <w:spacing w:after="0"/>
+      </w:pPr>
+    </w:p>
     <w:tbl>
       <w:tblPr>
         <w:tblStyle w:val="TableGrid"/>
@@ -4070,7 +4304,7 @@
                 <w:rFonts w:ascii="Calibri" w:hAnsi="Calibri" w:eastAsia="맑은 고딕"/>
                 <w:sz w:val="20"/>
               </w:rPr>
-              <w:t>키워드로 조회 기능 선택</w:t>
+              <w:t>키워드로 조회 기능 선택 → '예시 답안'으로 표시</w:t>
             </w:r>
           </w:p>
         </w:tc>
@@ -4256,7 +4490,7 @@
       <w:r>
         <w:drawing>
           <wp:inline xmlns:a="http://schemas.openxmlformats.org/drawingml/2006/main" xmlns:pic="http://schemas.openxmlformats.org/drawingml/2006/picture">
-            <wp:extent cx="5760000" cy="3204000"/>
+            <wp:extent cx="5760000" cy="4284000"/>
             <wp:docPr id="17" name="Picture 17"/>
             <wp:cNvGraphicFramePr>
               <a:graphicFrameLocks noChangeAspect="1"/>
@@ -4277,7 +4511,7 @@
                   <pic:spPr>
                     <a:xfrm>
                       <a:off x="0" y="0"/>
-                      <a:ext cx="5760000" cy="3204000"/>
+                      <a:ext cx="5760000" cy="4284000"/>
                     </a:xfrm>
                     <a:prstGeom prst="rect"/>
                   </pic:spPr>
@@ -4294,13 +4528,26 @@
           <w:rFonts w:ascii="Calibri" w:hAnsi="Calibri" w:eastAsia="맑은 고딕"/>
           <w:b/>
         </w:rPr>
-        <w:t>그림 17. AI 도우미 › 질문하기</w:t>
+        <w:t>그림 17. AI 도우미 › 질문하기 (로컬 AI 미연결)</w:t>
       </w:r>
       <w:r>
         <w:rPr>
           <w:rFonts w:ascii="Calibri" w:hAnsi="Calibri" w:eastAsia="맑은 고딕"/>
         </w:rPr>
-        <w:t xml:space="preserve"> ① 예시 질문 — 눌러서 바로 물어볼 수 있습니다. ② 질문 입력과 '물어보기'. ③ 답과 근거(사용한 조회 기능) — 프로그램이 계산한 숫자로만 답합니다.</w:t>
+        <w:t xml:space="preserve"> ① 데이터 보안 정책 — 로컬 AI가 아니면 연동하지 않습니다(①로컬 모델 사용 / ②기업용 API 사용 안 함). ② 예시 질문 — 눌러서 바로 물어볼 수 있습니다. ③ 질문 입력과 '물어보기'. ④ 로컬 AI가 연결되지 않으면 </w:t>
+      </w:r>
+      <w:r>
+        <w:rPr>
+          <w:rFonts w:ascii="Calibri" w:hAnsi="Calibri" w:eastAsia="맑은 고딕"/>
+          <w:b/>
+        </w:rPr>
+        <w:t>예시 답안</w:t>
+      </w:r>
+      <w:r>
+        <w:rPr>
+          <w:rFonts w:ascii="Calibri" w:hAnsi="Calibri" w:eastAsia="맑은 고딕"/>
+        </w:rPr>
+        <w:t>으로 표시 — 숫자는 실제 데이터로 계산하고, AI가 연결되면 이런 형태로 AI가 직접 답합니다.</w:t>
       </w:r>
     </w:p>
     <w:p>
@@ -4496,6 +4743,537 @@
         <w:pStyle w:val="Heading2"/>
       </w:pPr>
       <w:r>
+        <w:t>9단계. 보고서 — 상급자 보고용 PDF</w:t>
+      </w:r>
+    </w:p>
+    <w:p>
+      <w:r>
+        <w:rPr>
+          <w:rFonts w:ascii="Segoe UI Emoji" w:hAnsi="Segoe UI Emoji" w:eastAsia="Segoe UI Emoji"/>
+        </w:rPr>
+        <w:t>📄</w:t>
+      </w:r>
+      <w:r>
+        <w:rPr>
+          <w:rFonts w:ascii="Calibri" w:hAnsi="Calibri" w:eastAsia="맑은 고딕"/>
+        </w:rPr>
+        <w:t xml:space="preserve"> </w:t>
+      </w:r>
+      <w:r>
+        <w:rPr>
+          <w:rFonts w:ascii="Calibri" w:hAnsi="Calibri" w:eastAsia="맑은 고딕"/>
+          <w:b/>
+        </w:rPr>
+        <w:t>보고서</w:t>
+      </w:r>
+      <w:r>
+        <w:rPr>
+          <w:rFonts w:ascii="Calibri" w:hAnsi="Calibri" w:eastAsia="맑은 고딕"/>
+        </w:rPr>
+        <w:t xml:space="preserve">(관리자)는 기준 월의 총무 예산을 팀장·본부장에게 올릴 수 있는 </w:t>
+      </w:r>
+      <w:r>
+        <w:rPr>
+          <w:rFonts w:ascii="Calibri" w:hAnsi="Calibri" w:eastAsia="맑은 고딕"/>
+          <w:b/>
+        </w:rPr>
+        <w:t>A4 보고서 PDF</w:t>
+      </w:r>
+      <w:r>
+        <w:rPr>
+          <w:rFonts w:ascii="Calibri" w:hAnsi="Calibri" w:eastAsia="맑은 고딕"/>
+        </w:rPr>
+        <w:t xml:space="preserve">로 만듭니다. 숫자는 모두 프로그램이 계산한 값이고, </w:t>
+      </w:r>
+      <w:r>
+        <w:rPr>
+          <w:rFonts w:ascii="Calibri" w:hAnsi="Calibri" w:eastAsia="맑은 고딕"/>
+          <w:b/>
+        </w:rPr>
+        <w:t>PDF 다운로드</w:t>
+      </w:r>
+      <w:r>
+        <w:rPr>
+          <w:rFonts w:ascii="Calibri" w:hAnsi="Calibri" w:eastAsia="맑은 고딕"/>
+        </w:rPr>
+        <w:t xml:space="preserve">와 </w:t>
+      </w:r>
+      <w:r>
+        <w:rPr>
+          <w:rFonts w:ascii="Calibri" w:hAnsi="Calibri" w:eastAsia="맑은 고딕"/>
+          <w:b/>
+        </w:rPr>
+        <w:t>인쇄</w:t>
+      </w:r>
+      <w:r>
+        <w:rPr>
+          <w:rFonts w:ascii="Calibri" w:hAnsi="Calibri" w:eastAsia="맑은 고딕"/>
+        </w:rPr>
+        <w:t>를 화면에서 바로 할 수 있습니다.</w:t>
+      </w:r>
+    </w:p>
+    <w:p>
+      <w:pPr>
+        <w:keepNext/>
+        <w:jc w:val="center"/>
+      </w:pPr>
+      <w:r>
+        <w:drawing>
+          <wp:inline xmlns:a="http://schemas.openxmlformats.org/drawingml/2006/main" xmlns:pic="http://schemas.openxmlformats.org/drawingml/2006/picture">
+            <wp:extent cx="5760000" cy="3200000"/>
+            <wp:docPr id="21" name="Picture 21"/>
+            <wp:cNvGraphicFramePr>
+              <a:graphicFrameLocks noChangeAspect="1"/>
+            </wp:cNvGraphicFramePr>
+            <a:graphic>
+              <a:graphicData uri="http://schemas.openxmlformats.org/drawingml/2006/picture">
+                <pic:pic>
+                  <pic:nvPicPr>
+                    <pic:cNvPr id="0" name="23_report.png"/>
+                    <pic:cNvPicPr/>
+                  </pic:nvPicPr>
+                  <pic:blipFill>
+                    <a:blip r:embed="rId31"/>
+                    <a:stretch>
+                      <a:fillRect/>
+                    </a:stretch>
+                  </pic:blipFill>
+                  <pic:spPr>
+                    <a:xfrm>
+                      <a:off x="0" y="0"/>
+                      <a:ext cx="5760000" cy="3200000"/>
+                    </a:xfrm>
+                    <a:prstGeom prst="rect"/>
+                  </pic:spPr>
+                </pic:pic>
+              </a:graphicData>
+            </a:graphic>
+          </wp:inline>
+        </w:drawing>
+      </w:r>
+    </w:p>
+    <w:p>
+      <w:r>
+        <w:rPr>
+          <w:rFonts w:ascii="Calibri" w:hAnsi="Calibri" w:eastAsia="맑은 고딕"/>
+          <w:b/>
+        </w:rPr>
+        <w:t>그림 21. 보고서 화면</w:t>
+      </w:r>
+      <w:r>
+        <w:rPr>
+          <w:rFonts w:ascii="Calibri" w:hAnsi="Calibri" w:eastAsia="맑은 고딕"/>
+        </w:rPr>
+        <w:t xml:space="preserve"> ① 작성자·보고 대상·결재란(쉼표로 구분)·담당자 의견. 로컬 AI가 연결돼 있으면 'AI 종합 의견'도 넣을 수 있습니다. ② 보고서 만들기. ③ PDF 다운로드 · 인쇄(브라우저 인쇄 창) · 새 탭에서 열기. ④ 핵심 보고 사항 미리보기 — 아래에는 PDF 쪽별 미리보기가 있습니다.</w:t>
+      </w:r>
+    </w:p>
+    <w:p>
+      <w:pPr>
+        <w:keepNext/>
+        <w:jc w:val="center"/>
+      </w:pPr>
+      <w:r>
+        <w:drawing>
+          <wp:inline xmlns:a="http://schemas.openxmlformats.org/drawingml/2006/main" xmlns:pic="http://schemas.openxmlformats.org/drawingml/2006/picture">
+            <wp:extent cx="3634868" cy="4500000"/>
+            <wp:docPr id="22" name="Picture 22"/>
+            <wp:cNvGraphicFramePr>
+              <a:graphicFrameLocks noChangeAspect="1"/>
+            </wp:cNvGraphicFramePr>
+            <a:graphic>
+              <a:graphicData uri="http://schemas.openxmlformats.org/drawingml/2006/picture">
+                <pic:pic>
+                  <pic:nvPicPr>
+                    <pic:cNvPr id="0" name="24_report_pdf.png"/>
+                    <pic:cNvPicPr/>
+                  </pic:nvPicPr>
+                  <pic:blipFill>
+                    <a:blip r:embed="rId32"/>
+                    <a:stretch>
+                      <a:fillRect/>
+                    </a:stretch>
+                  </pic:blipFill>
+                  <pic:spPr>
+                    <a:xfrm>
+                      <a:off x="0" y="0"/>
+                      <a:ext cx="3634868" cy="4500000"/>
+                    </a:xfrm>
+                    <a:prstGeom prst="rect"/>
+                  </pic:spPr>
+                </pic:pic>
+              </a:graphicData>
+            </a:graphic>
+          </wp:inline>
+        </w:drawing>
+      </w:r>
+    </w:p>
+    <w:p>
+      <w:r>
+        <w:rPr>
+          <w:rFonts w:ascii="Calibri" w:hAnsi="Calibri" w:eastAsia="맑은 고딕"/>
+          <w:b/>
+        </w:rPr>
+        <w:t>그림 22. 보고서 PDF 1쪽</w:t>
+      </w:r>
+      <w:r>
+        <w:rPr>
+          <w:rFonts w:ascii="Calibri" w:hAnsi="Calibri" w:eastAsia="맑은 고딕"/>
+        </w:rPr>
+        <w:t xml:space="preserve"> ① 제목·기준일·작성자·보고 대상과 결재란(담당·팀장·본부장). ② 요약 지표 — 이번 달 예산·집행·월말 예상·초과 계정 수·연간 누적 집행. ③ 핵심 보고 사항 3~5줄. ④ 계정별 예산 현황 — 초과(빨강)·초과 예상(주황)·주의(노랑) 순으로 정렬.</w:t>
+      </w:r>
+    </w:p>
+    <w:tbl>
+      <w:tblPr>
+        <w:tblStyle w:val="TableGrid"/>
+        <w:tblW w:type="auto" w:w="0"/>
+        <w:jc w:val="center"/>
+        <w:tblLayout w:type="fixed"/>
+        <w:tblLook w:firstColumn="1" w:firstRow="1" w:lastColumn="0" w:lastRow="0" w:noHBand="0" w:noVBand="1" w:val="04A0"/>
+      </w:tblPr>
+      <w:tblGrid>
+        <w:gridCol w:w="4536"/>
+        <w:gridCol w:w="4536"/>
+      </w:tblGrid>
+      <w:tr>
+        <w:tc>
+          <w:tcPr>
+            <w:tcW w:type="dxa" w:w="2268"/>
+            <w:shd w:val="clear" w:color="auto" w:fill="F2F2F2"/>
+          </w:tcPr>
+          <w:p>
+            <w:pPr>
+              <w:spacing w:after="40" w:line="276" w:lineRule="auto"/>
+            </w:pPr>
+            <w:r/>
+            <w:r>
+              <w:rPr>
+                <w:rFonts w:ascii="Calibri" w:hAnsi="Calibri" w:eastAsia="맑은 고딕"/>
+                <w:b/>
+                <w:sz w:val="20"/>
+              </w:rPr>
+              <w:t>순서</w:t>
+            </w:r>
+          </w:p>
+        </w:tc>
+        <w:tc>
+          <w:tcPr>
+            <w:tcW w:type="dxa" w:w="6803"/>
+            <w:shd w:val="clear" w:color="auto" w:fill="F2F2F2"/>
+          </w:tcPr>
+          <w:p>
+            <w:pPr>
+              <w:spacing w:after="40" w:line="276" w:lineRule="auto"/>
+            </w:pPr>
+            <w:r/>
+            <w:r>
+              <w:rPr>
+                <w:rFonts w:ascii="Calibri" w:hAnsi="Calibri" w:eastAsia="맑은 고딕"/>
+                <w:b/>
+                <w:sz w:val="20"/>
+              </w:rPr>
+              <w:t>내용</w:t>
+            </w:r>
+          </w:p>
+        </w:tc>
+      </w:tr>
+      <w:tr>
+        <w:tc>
+          <w:tcPr>
+            <w:tcW w:type="dxa" w:w="2268"/>
+          </w:tcPr>
+          <w:p>
+            <w:pPr>
+              <w:spacing w:after="40" w:line="276" w:lineRule="auto"/>
+            </w:pPr>
+            <w:r/>
+            <w:r>
+              <w:rPr>
+                <w:rFonts w:ascii="Calibri" w:hAnsi="Calibri" w:eastAsia="맑은 고딕"/>
+                <w:sz w:val="20"/>
+              </w:rPr>
+              <w:t>요약 지표</w:t>
+            </w:r>
+          </w:p>
+        </w:tc>
+        <w:tc>
+          <w:tcPr>
+            <w:tcW w:type="dxa" w:w="6803"/>
+          </w:tcPr>
+          <w:p>
+            <w:pPr>
+              <w:spacing w:after="40" w:line="276" w:lineRule="auto"/>
+            </w:pPr>
+            <w:r/>
+            <w:r>
+              <w:rPr>
+                <w:rFonts w:ascii="Calibri" w:hAnsi="Calibri" w:eastAsia="맑은 고딕"/>
+                <w:sz w:val="20"/>
+              </w:rPr>
+              <w:t>예산·집행률·월말 예상(예산 대비 %)·초과/초과 예상 계정 수·연간 누적 집행률, 작년 같은 기간 비교</w:t>
+            </w:r>
+          </w:p>
+        </w:tc>
+      </w:tr>
+      <w:tr>
+        <w:tc>
+          <w:tcPr>
+            <w:tcW w:type="dxa" w:w="2268"/>
+          </w:tcPr>
+          <w:p>
+            <w:pPr>
+              <w:spacing w:after="40" w:line="276" w:lineRule="auto"/>
+            </w:pPr>
+            <w:r/>
+            <w:r>
+              <w:rPr>
+                <w:rFonts w:ascii="Calibri" w:hAnsi="Calibri" w:eastAsia="맑은 고딕"/>
+                <w:sz w:val="20"/>
+              </w:rPr>
+              <w:t>1. 핵심 보고 사항</w:t>
+            </w:r>
+          </w:p>
+        </w:tc>
+        <w:tc>
+          <w:tcPr>
+            <w:tcW w:type="dxa" w:w="6803"/>
+          </w:tcPr>
+          <w:p>
+            <w:pPr>
+              <w:spacing w:after="40" w:line="276" w:lineRule="auto"/>
+            </w:pPr>
+            <w:r/>
+            <w:r>
+              <w:rPr>
+                <w:rFonts w:ascii="Calibri" w:hAnsi="Calibri" w:eastAsia="맑은 고딕"/>
+                <w:sz w:val="20"/>
+              </w:rPr>
+              <w:t>전체 전망, 초과 계정, 작년 대비 가장 늘어난 비용, 정기 전표 처리, 점검 필요 사항</w:t>
+            </w:r>
+          </w:p>
+        </w:tc>
+      </w:tr>
+      <w:tr>
+        <w:tc>
+          <w:tcPr>
+            <w:tcW w:type="dxa" w:w="2268"/>
+          </w:tcPr>
+          <w:p>
+            <w:pPr>
+              <w:spacing w:after="40" w:line="276" w:lineRule="auto"/>
+            </w:pPr>
+            <w:r/>
+            <w:r>
+              <w:rPr>
+                <w:rFonts w:ascii="Calibri" w:hAnsi="Calibri" w:eastAsia="맑은 고딕"/>
+                <w:sz w:val="20"/>
+              </w:rPr>
+              <w:t>2. 계정별 예산 현황</w:t>
+            </w:r>
+          </w:p>
+        </w:tc>
+        <w:tc>
+          <w:tcPr>
+            <w:tcW w:type="dxa" w:w="6803"/>
+          </w:tcPr>
+          <w:p>
+            <w:pPr>
+              <w:spacing w:after="40" w:line="276" w:lineRule="auto"/>
+            </w:pPr>
+            <w:r/>
+            <w:r>
+              <w:rPr>
+                <w:rFonts w:ascii="Calibri" w:hAnsi="Calibri" w:eastAsia="맑은 고딕"/>
+                <w:sz w:val="20"/>
+              </w:rPr>
+              <w:t>계정마다 예산·집행·월말 예상·예상률·작년 같은 달·상태, 합계</w:t>
+            </w:r>
+          </w:p>
+        </w:tc>
+      </w:tr>
+      <w:tr>
+        <w:tc>
+          <w:tcPr>
+            <w:tcW w:type="dxa" w:w="2268"/>
+          </w:tcPr>
+          <w:p>
+            <w:pPr>
+              <w:spacing w:after="40" w:line="276" w:lineRule="auto"/>
+            </w:pPr>
+            <w:r/>
+            <w:r>
+              <w:rPr>
+                <w:rFonts w:ascii="Calibri" w:hAnsi="Calibri" w:eastAsia="맑은 고딕"/>
+                <w:sz w:val="20"/>
+              </w:rPr>
+              <w:t>3. 초과·초과 예상 사유</w:t>
+            </w:r>
+          </w:p>
+        </w:tc>
+        <w:tc>
+          <w:tcPr>
+            <w:tcW w:type="dxa" w:w="6803"/>
+          </w:tcPr>
+          <w:p>
+            <w:pPr>
+              <w:spacing w:after="40" w:line="276" w:lineRule="auto"/>
+            </w:pPr>
+            <w:r/>
+            <w:r>
+              <w:rPr>
+                <w:rFonts w:ascii="Calibri" w:hAnsi="Calibri" w:eastAsia="맑은 고딕"/>
+                <w:sz w:val="20"/>
+              </w:rPr>
+              <w:t>큰 비정기 지출, 지출 속도, 정기 전표 단가 인상 등 계정별 이유</w:t>
+            </w:r>
+          </w:p>
+        </w:tc>
+      </w:tr>
+      <w:tr>
+        <w:tc>
+          <w:tcPr>
+            <w:tcW w:type="dxa" w:w="2268"/>
+          </w:tcPr>
+          <w:p>
+            <w:pPr>
+              <w:spacing w:after="40" w:line="276" w:lineRule="auto"/>
+            </w:pPr>
+            <w:r/>
+            <w:r>
+              <w:rPr>
+                <w:rFonts w:ascii="Calibri" w:hAnsi="Calibri" w:eastAsia="맑은 고딕"/>
+                <w:sz w:val="20"/>
+              </w:rPr>
+              <w:t>4. 작년 대비 증가</w:t>
+            </w:r>
+          </w:p>
+        </w:tc>
+        <w:tc>
+          <w:tcPr>
+            <w:tcW w:type="dxa" w:w="6803"/>
+          </w:tcPr>
+          <w:p>
+            <w:pPr>
+              <w:spacing w:after="40" w:line="276" w:lineRule="auto"/>
+            </w:pPr>
+            <w:r/>
+            <w:r>
+              <w:rPr>
+                <w:rFonts w:ascii="Calibri" w:hAnsi="Calibri" w:eastAsia="맑은 고딕"/>
+                <w:sz w:val="20"/>
+              </w:rPr>
+              <w:t>늘어난 계정 상위 5개와 원인(공급자·품목)</w:t>
+            </w:r>
+          </w:p>
+        </w:tc>
+      </w:tr>
+      <w:tr>
+        <w:tc>
+          <w:tcPr>
+            <w:tcW w:type="dxa" w:w="2268"/>
+          </w:tcPr>
+          <w:p>
+            <w:pPr>
+              <w:spacing w:after="40" w:line="276" w:lineRule="auto"/>
+            </w:pPr>
+            <w:r/>
+            <w:r>
+              <w:rPr>
+                <w:rFonts w:ascii="Calibri" w:hAnsi="Calibri" w:eastAsia="맑은 고딕"/>
+                <w:sz w:val="20"/>
+              </w:rPr>
+              <w:t>5. 처리 현황</w:t>
+            </w:r>
+          </w:p>
+        </w:tc>
+        <w:tc>
+          <w:tcPr>
+            <w:tcW w:type="dxa" w:w="6803"/>
+          </w:tcPr>
+          <w:p>
+            <w:pPr>
+              <w:spacing w:after="40" w:line="276" w:lineRule="auto"/>
+            </w:pPr>
+            <w:r/>
+            <w:r>
+              <w:rPr>
+                <w:rFonts w:ascii="Calibri" w:hAnsi="Calibri" w:eastAsia="맑은 고딕"/>
+                <w:sz w:val="20"/>
+              </w:rPr>
+              <w:t>세금계산서 수신·전기, 정기 전표, 연간 항목, 이상 신호, 300만원 이상 증빙 미첨부</w:t>
+            </w:r>
+          </w:p>
+        </w:tc>
+      </w:tr>
+      <w:tr>
+        <w:tc>
+          <w:tcPr>
+            <w:tcW w:type="dxa" w:w="2268"/>
+          </w:tcPr>
+          <w:p>
+            <w:pPr>
+              <w:spacing w:after="40" w:line="276" w:lineRule="auto"/>
+            </w:pPr>
+            <w:r/>
+            <w:r>
+              <w:rPr>
+                <w:rFonts w:ascii="Calibri" w:hAnsi="Calibri" w:eastAsia="맑은 고딕"/>
+                <w:sz w:val="20"/>
+              </w:rPr>
+              <w:t>6. 조치 계획</w:t>
+            </w:r>
+          </w:p>
+        </w:tc>
+        <w:tc>
+          <w:tcPr>
+            <w:tcW w:type="dxa" w:w="6803"/>
+          </w:tcPr>
+          <w:p>
+            <w:pPr>
+              <w:spacing w:after="40" w:line="276" w:lineRule="auto"/>
+            </w:pPr>
+            <w:r/>
+            <w:r>
+              <w:rPr>
+                <w:rFonts w:ascii="Calibri" w:hAnsi="Calibri" w:eastAsia="맑은 고딕"/>
+                <w:sz w:val="20"/>
+              </w:rPr>
+              <w:t>계정·전표별로 할 일을 체크박스 목록으로, 담당자 의견</w:t>
+            </w:r>
+          </w:p>
+        </w:tc>
+      </w:tr>
+    </w:tbl>
+    <w:p>
+      <w:pPr>
+        <w:spacing w:after="0"/>
+      </w:pPr>
+    </w:p>
+    <w:p>
+      <w:r>
+        <w:rPr>
+          <w:rFonts w:ascii="Calibri" w:hAnsi="Calibri" w:eastAsia="맑은 고딕"/>
+        </w:rPr>
+        <w:t xml:space="preserve">예시 PDF: `docs/예시_총무예산보고서_202610.pdf`. 인쇄 버튼이 반응하지 않으면 </w:t>
+      </w:r>
+      <w:r>
+        <w:rPr>
+          <w:rFonts w:ascii="Calibri" w:hAnsi="Calibri" w:eastAsia="맑은 고딕"/>
+          <w:b/>
+        </w:rPr>
+        <w:t>새 탭에서 열기</w:t>
+      </w:r>
+      <w:r>
+        <w:rPr>
+          <w:rFonts w:ascii="Calibri" w:hAnsi="Calibri" w:eastAsia="맑은 고딕"/>
+        </w:rPr>
+        <w:t xml:space="preserve"> 후 Ctrl+P로 인쇄합니다.</w:t>
+      </w:r>
+    </w:p>
+    <w:p>
+      <w:pPr>
+        <w:pStyle w:val="Heading2"/>
+      </w:pPr>
+      <w:r>
         <w:t>역할별 화면</w:t>
       </w:r>
     </w:p>
@@ -4654,7 +5432,7 @@
                 <w:rFonts w:ascii="Calibri" w:hAnsi="Calibri" w:eastAsia="맑은 고딕"/>
                 <w:sz w:val="20"/>
               </w:rPr>
-              <w:t>예산·경고 확인, AI 도우미, 전표 점검, 승인·SAP 전기, 홈택스 대사, 기준정보·사용자 관리</w:t>
+              <w:t>예산·경고 확인, AI 도우미, 보고서, 전표 점검, 승인·SAP 전기, 홈택스 대사, 기준정보·사용자 관리</w:t>
             </w:r>
           </w:p>
         </w:tc>
@@ -4672,7 +5450,7 @@
                 <w:rFonts w:ascii="Calibri" w:hAnsi="Calibri" w:eastAsia="맑은 고딕"/>
                 <w:sz w:val="20"/>
               </w:rPr>
-              <w:t>10</w:t>
+              <w:t>11</w:t>
             </w:r>
           </w:p>
         </w:tc>
@@ -4840,7 +5618,7 @@
         <w:drawing>
           <wp:inline xmlns:a="http://schemas.openxmlformats.org/drawingml/2006/main" xmlns:pic="http://schemas.openxmlformats.org/drawingml/2006/picture">
             <wp:extent cx="5760000" cy="2608000"/>
-            <wp:docPr id="21" name="Picture 21"/>
+            <wp:docPr id="23" name="Picture 23"/>
             <wp:cNvGraphicFramePr>
               <a:graphicFrameLocks noChangeAspect="1"/>
             </wp:cNvGraphicFramePr>
@@ -4852,7 +5630,7 @@
                     <pic:cNvPicPr/>
                   </pic:nvPicPr>
                   <pic:blipFill>
-                    <a:blip r:embed="rId31"/>
+                    <a:blip r:embed="rId33"/>
                     <a:stretch>
                       <a:fillRect/>
                     </a:stretch>
@@ -4877,7 +5655,7 @@
           <w:rFonts w:ascii="Calibri" w:hAnsi="Calibri" w:eastAsia="맑은 고딕"/>
           <w:b/>
         </w:rPr>
-        <w:t>그림 21. 사용자 화면(홍길동 · 영업1팀)</w:t>
+        <w:t>그림 23. 사용자 화면(홍길동 · 영업1팀)</w:t>
       </w:r>
       <w:r>
         <w:rPr>
@@ -4924,7 +5702,7 @@
         <w:drawing>
           <wp:inline xmlns:a="http://schemas.openxmlformats.org/drawingml/2006/main" xmlns:pic="http://schemas.openxmlformats.org/drawingml/2006/picture">
             <wp:extent cx="5760000" cy="2712000"/>
-            <wp:docPr id="22" name="Picture 22"/>
+            <wp:docPr id="24" name="Picture 24"/>
             <wp:cNvGraphicFramePr>
               <a:graphicFrameLocks noChangeAspect="1"/>
             </wp:cNvGraphicFramePr>
@@ -4936,7 +5714,7 @@
                     <pic:cNvPicPr/>
                   </pic:nvPicPr>
                   <pic:blipFill>
-                    <a:blip r:embed="rId32"/>
+                    <a:blip r:embed="rId34"/>
                     <a:stretch>
                       <a:fillRect/>
                     </a:stretch>
@@ -4961,7 +5739,7 @@
           <w:rFonts w:ascii="Calibri" w:hAnsi="Calibri" w:eastAsia="맑은 고딕"/>
           <w:b/>
         </w:rPr>
-        <w:t>그림 22. 기준정보 › 계정</w:t>
+        <w:t>그림 24. 기준정보 › 계정</w:t>
       </w:r>
       <w:r>
         <w:rPr>
@@ -5525,6 +6303,44 @@
                 <w:rFonts w:ascii="Calibri" w:hAnsi="Calibri" w:eastAsia="맑은 고딕"/>
                 <w:sz w:val="20"/>
               </w:rPr>
+              <w:t>인쇄 창이 안 열림</w:t>
+            </w:r>
+          </w:p>
+        </w:tc>
+        <w:tc>
+          <w:tcPr>
+            <w:tcW w:type="dxa" w:w="6236"/>
+          </w:tcPr>
+          <w:p>
+            <w:pPr>
+              <w:spacing w:after="40" w:line="276" w:lineRule="auto"/>
+            </w:pPr>
+            <w:r/>
+            <w:r>
+              <w:rPr>
+                <w:rFonts w:ascii="Calibri" w:hAnsi="Calibri" w:eastAsia="맑은 고딕"/>
+                <w:sz w:val="20"/>
+              </w:rPr>
+              <w:t>브라우저가 막은 경우입니다. '새 탭에서 열기'로 PDF를 연 뒤 Ctrl+P로 인쇄하거나 PDF를 내려받아 인쇄하세요.</w:t>
+            </w:r>
+          </w:p>
+        </w:tc>
+      </w:tr>
+      <w:tr>
+        <w:tc>
+          <w:tcPr>
+            <w:tcW w:type="dxa" w:w="2835"/>
+          </w:tcPr>
+          <w:p>
+            <w:pPr>
+              <w:spacing w:after="40" w:line="276" w:lineRule="auto"/>
+            </w:pPr>
+            <w:r/>
+            <w:r>
+              <w:rPr>
+                <w:rFonts w:ascii="Calibri" w:hAnsi="Calibri" w:eastAsia="맑은 고딕"/>
+                <w:sz w:val="20"/>
+              </w:rPr>
               <w:t>증빙 파일이 안 보임</w:t>
             </w:r>
           </w:p>
@@ -5676,6 +6492,18 @@
         <w:rPr>
           <w:rFonts w:ascii="Calibri" w:hAnsi="Calibri" w:eastAsia="맑은 고딕"/>
         </w:rPr>
+        <w:t>로컬 AI가 아니면 연동하지 않습니다. 외부 클라우드 AI(기업용 API 포함)로는 회사 재무 데이터를 보내지 않습니다.</w:t>
+      </w:r>
+    </w:p>
+    <w:p>
+      <w:pPr>
+        <w:pStyle w:val="ListBullet"/>
+        <w:spacing w:after="80"/>
+      </w:pPr>
+      <w:r>
+        <w:rPr>
+          <w:rFonts w:ascii="Calibri" w:hAnsi="Calibri" w:eastAsia="맑은 고딕"/>
+        </w:rPr>
         <w:t>AI의 추천·문장은 참고용입니다. 확정은 사람이 전기 버튼으로 하고, 숫자는 프로그램 계산값만 씁니다.</w:t>
       </w:r>
     </w:p>
@@ -5703,7 +6531,7 @@
         <w:rPr>
           <w:rFonts w:ascii="Calibri" w:hAnsi="Calibri" w:eastAsia="맑은 고딕"/>
         </w:rPr>
-        <w:t xml:space="preserve"> 세금계산서 1,715건(2025-01~2026-10, 월 70~80건, 2025년 공급가액 약 121.7억원)과 정기 전표 19종·연간 항목 10종의 예시 데이터로 모든 화면을 확인했고, 파싱·분류·전기·예산 예측·홈택스 대사·권한·연간 항목·AI 도우미(AI 있음/없음 모두)·증빙자료를 확인하는 자동 테스트 36개와 2개 역할 × 전체 메뉴 화면 점검을 갖추고 있습니다.</w:t>
+        <w:t xml:space="preserve"> 세금계산서 1,715건(2025-01~2026-10, 월 70~80건, 2025년 공급가액 약 121.7억원)과 정기 전표 19종·연간 항목 10종의 예시 데이터로 모든 화면을 확인했고, 파싱·분류·전기·예산 예측·홈택스 대사·권한·연간 항목·AI 도우미(AI 있음/없음 모두)·보안 정책·증빙자료·보고서를 확인하는 자동 테스트 39개와 2개 역할 × 전체 메뉴 화면 점검을 갖추고 있습니다.</w:t>
       </w:r>
     </w:p>
     <w:p>
@@ -5718,7 +6546,7 @@
         <w:rPr>
           <w:rFonts w:ascii="Calibri" w:hAnsi="Calibri" w:eastAsia="맑은 고딕"/>
         </w:rPr>
-        <w:t xml:space="preserve"> Python, Streamlit 화면(클릭 카드·달력은 Custom Components v2), SQLite 저장소, pandas, 국세청 표준 전자세금계산서 XML 파서, openpyxl·xlrd·lxml(홈택스 엑셀), 팝빌 SDK(선택, 홈택스 API), SAP BAPI 전표 생성(모의/pyrfc), Ollama 로컬 AI(qwen2.5vl, 구조화 JSON 출력), pypdfium2(PDF 글자·미리보기), pytest(자동 테스트), Playwright(가이드 화면 캡처), Streamlit Community Cloud 배포.</w:t>
+        <w:t xml:space="preserve"> Python, Streamlit 화면(클릭 카드·달력은 Custom Components v2), SQLite 저장소, pandas, 국세청 표준 전자세금계산서 XML 파서, openpyxl·xlrd·lxml(홈택스 엑셀), 팝빌 SDK(선택, 홈택스 API), SAP BAPI 전표 생성(모의/pyrfc), Ollama 로컬 AI(qwen2.5vl, 구조화 JSON 출력), pypdfium2(PDF 글자·미리보기), reportlab(보고서 PDF), pytest(자동 테스트), Playwright(가이드 화면 캡처), Streamlit Community Cloud 배포.</w:t>
       </w:r>
     </w:p>
     <w:sectPr>
